--- a/zht/docx/220.content.docx
+++ b/zht/docx/220.content.docx
@@ -149,7 +149,7 @@
         <w:rPr>
           <w:lang w:val="zh_TW" w:bidi="zh_TW"/>
         </w:rPr>
-        <w:t>zui</w:t>
+        <w:t>zhou</w:t>
       </w:r>
       <w:r>
         <w:rPr>
@@ -212,7 +212,7 @@
         <w:rPr>
           <w:lang w:val="zh_TW" w:bidi="zh_TW"/>
         </w:rPr>
-        <w:t>罪</w:t>
+        <w:t>咒詛，被咒詛</w:t>
       </w:r>
       <w:r>
         <w:rPr>
@@ -231,18 +231,7 @@
         <w:rPr>
           <w:lang w:val="zh_TW" w:bidi="zh_TW"/>
         </w:rPr>
-        <w:t>指不僅僅是對人類、社會、他人或自身的惡行，更是對神的冒犯。因此，神的概念賦予罪多方面的含義。其它神明通常被認為是反覆無常且沒有道德標準的，它們在不受約束的行為中行使無限的權力，因此不會像以色列的獨一神，聖潔、公義、完全良善的神那樣，產生強烈的罪惡感。這種與宗教相關的罪惡概念以及隨之而來的術語，一直延續到新約時期。</w:t>
-      </w:r>
-    </w:p>
-    <w:p>
-      <w:pPr>
-        <w:pStyle w:val="Heading3"/>
-      </w:pPr>
-      <w:r>
-        <w:rPr>
-          <w:lang w:val="zh_TW" w:bidi="zh_TW"/>
-        </w:rPr>
-        <w:t>術語</w:t>
+        <w:t>「咒詛」是嚴肅的宣告或禱告，求神審判某人、群體或其他事物（如土地或國家）。</w:t>
       </w:r>
     </w:p>
     <w:p>
@@ -256,49 +245,7 @@
         <w:rPr>
           <w:lang w:val="zh_TW" w:bidi="zh_TW"/>
         </w:rPr>
-        <w:t>以色列的神為人類的行為設立了理想標準。聖經中關於罪的最常見詞語是指以某種方式違背這一標準。希伯來文hata’和希臘文hamartia原本的意思是「未達標準，未盡責任」（</w:t>
-      </w:r>
-      <w:hyperlink r:id="rId13">
-        <w:r>
-          <w:rPr>
-            <w:lang w:val="zh_TW" w:bidi="zh_TW"/>
-          </w:rPr>
-          <w:rPr>
-            <w:color w:val="0000EE"/>
-            <w:u w:val="single"/>
-          </w:rPr>
-          <w:t>羅3:23</w:t>
-        </w:r>
-      </w:hyperlink>
-      <w:r>
-        <w:rPr>
-          <w:lang w:val="zh_TW" w:bidi="zh_TW"/>
-        </w:rPr>
-        <w:t>）。神作為律法的賜予者，為人類的自由設置了界限；另一個常見的詞語（希伯來文‘abar</w:t>
-      </w:r>
-      <w:r>
-        <w:rPr>
-          <w:i/>
-          <w:lang w:val="zh_TW" w:bidi="zh_TW"/>
-        </w:rPr>
-        <w:t>；</w:t>
-      </w:r>
-      <w:r>
-        <w:rPr>
-          <w:lang w:val="zh_TW" w:bidi="zh_TW"/>
-        </w:rPr>
-        <w:t>希臘文parabasis）將罪描述為「越界」，「超越設置的界限」。類似的詞語有pesha‘（希伯來文），意為「叛逆」，「違法」；’asham（希伯來文）表示「侵犯神的王權」，「承擔罪責」；paraptoma（希臘文）表示「偏離正路」，「闖入禁區」。 「罪孽」通常翻譯為‘aon（希伯來文，意為「邪惡」，「錯誤」），其在新約中最接近的對應詞是anomia（希臘文，「無法無天」）或paranomia（希臘文，「違法」）。</w:t>
-      </w:r>
-    </w:p>
-    <w:p>
-      <w:pPr>
-        <w:pStyle w:val="Heading3"/>
-      </w:pPr>
-      <w:r>
-        <w:rPr>
-          <w:lang w:val="zh_TW" w:bidi="zh_TW"/>
-        </w:rPr>
-        <w:t>舊約中的罪</w:t>
+        <w:t>「咒詛」一詞也可以指神已經施行、或已定意執行的審判。</w:t>
       </w:r>
     </w:p>
     <w:p>
@@ -312,61 +259,18 @@
         <w:rPr>
           <w:lang w:val="zh_TW" w:bidi="zh_TW"/>
         </w:rPr>
-        <w:t>創世記將罪的根源追溯到故意濫用神所賦予的自由，來違背了一個單獨的限制性禁令。以西結書強烈主張個人責任，反對傳統的集體罪責理論（</w:t>
-      </w:r>
-      <w:hyperlink r:id="rId14">
-        <w:r>
-          <w:rPr>
-            <w:lang w:val="zh_TW" w:bidi="zh_TW"/>
-          </w:rPr>
-          <w:rPr>
-            <w:color w:val="0000EE"/>
-            <w:u w:val="single"/>
-          </w:rPr>
-          <w:t>結18</w:t>
-        </w:r>
-      </w:hyperlink>
-      <w:r>
-        <w:rPr>
-          <w:lang w:val="zh_TW" w:bidi="zh_TW"/>
-        </w:rPr>
-        <w:t>）。繼耶利米之後，他強調如果要改變外在行為，內心的生命必須得到潔淨和更新；神的律法必須成為個人內心的動力，才能克服罪（</w:t>
-      </w:r>
-      <w:hyperlink r:id="rId15">
-        <w:r>
-          <w:rPr>
-            <w:lang w:val="zh_TW" w:bidi="zh_TW"/>
-          </w:rPr>
-          <w:rPr>
-            <w:color w:val="0000EE"/>
-            <w:u w:val="single"/>
-          </w:rPr>
-          <w:t>耶31:29–34</w:t>
-        </w:r>
-      </w:hyperlink>
-      <w:r>
-        <w:rPr>
-          <w:lang w:val="zh_TW" w:bidi="zh_TW"/>
-        </w:rPr>
-        <w:t>；</w:t>
-      </w:r>
-      <w:hyperlink r:id="rId16">
-        <w:r>
-          <w:rPr>
-            <w:lang w:val="zh_TW" w:bidi="zh_TW"/>
-          </w:rPr>
-          <w:rPr>
-            <w:color w:val="0000EE"/>
-            <w:u w:val="single"/>
-          </w:rPr>
-          <w:t>結36:24–29</w:t>
-        </w:r>
-      </w:hyperlink>
-      <w:r>
-        <w:rPr>
-          <w:lang w:val="zh_TW" w:bidi="zh_TW"/>
-        </w:rPr>
-        <w:t>）。</w:t>
+        <w:t>從本質上來說，咒詛與祝福是完全對立的。</w:t>
+      </w:r>
+    </w:p>
+    <w:p>
+      <w:pPr>
+        <w:pStyle w:val="Heading3"/>
+      </w:pPr>
+      <w:r>
+        <w:rPr>
+          <w:lang w:val="zh_TW" w:bidi="zh_TW"/>
+        </w:rPr>
+        <w:t>異教信仰</w:t>
       </w:r>
     </w:p>
     <w:p>
@@ -376,82 +280,11 @@
           <w:lang w:val="zh_TW" w:bidi="zh_TW"/>
         </w:rPr>
       </w:r>
-      <w:hyperlink r:id="rId17">
-        <w:r>
-          <w:rPr>
-            <w:lang w:val="zh_TW" w:bidi="zh_TW"/>
-          </w:rPr>
-          <w:rPr>
-            <w:color w:val="0000EE"/>
-            <w:u w:val="single"/>
-          </w:rPr>
-          <w:t>詩篇第五十一篇</w:t>
-        </w:r>
-      </w:hyperlink>
-      <w:r>
-        <w:rPr>
-          <w:lang w:val="zh_TW" w:bidi="zh_TW"/>
-        </w:rPr>
-        <w:t>深刻分析了罪的內在意義。詩人承認「我是在罪孽裡生的」，表達他的生命從一開始就充滿罪。他的整個人格需要「潔淨」，因他被玷污了。儀式上的獻祭無法解決問題，唯有破碎、痛悔的心才能為神的潔淨做好準備。唯一的盼盼和唯一依靠之處，就在於神堅定的愛和豐富的憐憫。儘管舊約對罪的觀點十分嚴厲，但其中也包含了關於充滿恩典的赦免保證（</w:t>
-      </w:r>
-      <w:hyperlink r:id="rId18">
-        <w:r>
-          <w:rPr>
-            <w:lang w:val="zh_TW" w:bidi="zh_TW"/>
-          </w:rPr>
-          <w:rPr>
-            <w:color w:val="0000EE"/>
-            <w:u w:val="single"/>
-          </w:rPr>
-          <w:t>詩103:8–14；</w:t>
-        </w:r>
-      </w:hyperlink>
-      <w:hyperlink r:id="rId19">
-        <w:r>
-          <w:rPr>
-            <w:lang w:val="zh_TW" w:bidi="zh_TW"/>
-          </w:rPr>
-          <w:rPr>
-            <w:color w:val="0000EE"/>
-            <w:u w:val="single"/>
-          </w:rPr>
-          <w:t>賽1:18</w:t>
-        </w:r>
-      </w:hyperlink>
-      <w:r>
-        <w:rPr>
-          <w:lang w:val="zh_TW" w:bidi="zh_TW"/>
-        </w:rPr>
-        <w:t>，</w:t>
-      </w:r>
-      <w:hyperlink r:id="rId20">
-        <w:r>
-          <w:rPr>
-            <w:lang w:val="zh_TW" w:bidi="zh_TW"/>
-          </w:rPr>
-          <w:rPr>
-            <w:color w:val="0000EE"/>
-            <w:u w:val="single"/>
-          </w:rPr>
-          <w:t>55:6–7</w:t>
-        </w:r>
-      </w:hyperlink>
-      <w:r>
-        <w:rPr>
-          <w:lang w:val="zh_TW" w:bidi="zh_TW"/>
-        </w:rPr>
-        <w:t>）。</w:t>
-      </w:r>
-    </w:p>
-    <w:p>
-      <w:pPr>
-        <w:pStyle w:val="Heading3"/>
-      </w:pPr>
-      <w:r>
-        <w:rPr>
-          <w:lang w:val="zh_TW" w:bidi="zh_TW"/>
-        </w:rPr>
-        <w:t>在耶穌的教導中</w:t>
+      <w:r>
+        <w:rPr>
+          <w:lang w:val="zh_TW" w:bidi="zh_TW"/>
+        </w:rPr>
+        <w:t>咒詛與賜福在古代異教的觀念中彼此相連，人們相信「諸神」的靈會因著某人重複唸特定咒語或做某些行為（例如獻祭）而出現，並為他出手。當時的人認為，說出口的咒詛具有隱秘的能力，能使災禍臨到敵人。有些異教文化會把咒詛寫在陶罐上，然後把陶罐打碎，以象徵地啟動或完成預期的咒詛。</w:t>
       </w:r>
     </w:p>
     <w:p>
@@ -465,72 +298,18 @@
         <w:rPr>
           <w:lang w:val="zh_TW" w:bidi="zh_TW"/>
         </w:rPr>
-        <w:t>耶穌關於罪的教導強調了神恩典的饒恕和更新，祂不僅以權柄宣告「你的罪赦了」，還透過許多憐憫性的行為和社會上的認同，來顯明祂成為罪人的朋友，呼召他們悔改，重建他們的盼望和尊嚴（</w:t>
-      </w:r>
-      <w:hyperlink r:id="rId21">
-        <w:r>
-          <w:rPr>
-            <w:lang w:val="zh_TW" w:bidi="zh_TW"/>
-          </w:rPr>
-          <w:rPr>
-            <w:color w:val="0000EE"/>
-            <w:u w:val="single"/>
-          </w:rPr>
-          <w:t>太9:1–13</w:t>
-        </w:r>
-      </w:hyperlink>
-      <w:r>
-        <w:rPr>
-          <w:lang w:val="zh_TW" w:bidi="zh_TW"/>
-        </w:rPr>
-        <w:t>，</w:t>
-      </w:r>
-      <w:hyperlink r:id="rId22">
-        <w:r>
-          <w:rPr>
-            <w:lang w:val="zh_TW" w:bidi="zh_TW"/>
-          </w:rPr>
-          <w:rPr>
-            <w:color w:val="0000EE"/>
-            <w:u w:val="single"/>
-          </w:rPr>
-          <w:t>11:19</w:t>
-        </w:r>
-      </w:hyperlink>
-      <w:r>
-        <w:rPr>
-          <w:lang w:val="zh_TW" w:bidi="zh_TW"/>
-        </w:rPr>
-        <w:t>；</w:t>
-      </w:r>
-      <w:hyperlink r:id="rId23">
-        <w:r>
-          <w:rPr>
-            <w:lang w:val="zh_TW" w:bidi="zh_TW"/>
-          </w:rPr>
-          <w:rPr>
-            <w:color w:val="0000EE"/>
-            <w:u w:val="single"/>
-          </w:rPr>
-          <w:t>路15章</w:t>
-        </w:r>
-      </w:hyperlink>
-      <w:r>
-        <w:rPr>
-          <w:lang w:val="zh_TW" w:bidi="zh_TW"/>
-        </w:rPr>
-        <w:t>，</w:t>
-      </w:r>
-      <w:hyperlink r:id="rId24">
-        <w:r>
-          <w:rPr>
-            <w:lang w:val="zh_TW" w:bidi="zh_TW"/>
-          </w:rPr>
-          <w:rPr>
-            <w:color w:val="0000EE"/>
-            <w:u w:val="single"/>
-          </w:rPr>
-          <w:t>19:1–10</w:t>
+        <w:t>墳墓常以咒詛來防止褻瀆者靠近。王室的銘文也會用詛咒的語句保護，針對任何企圖改動、破壞或違背該命令的人（</w:t>
+      </w:r>
+      <w:hyperlink r:id="rId13">
+        <w:r>
+          <w:rPr>
+            <w:lang w:val="zh_TW" w:bidi="zh_TW"/>
+          </w:rPr>
+          <w:rPr>
+            <w:color w:val="0000EE"/>
+            <w:u w:val="single"/>
+          </w:rPr>
+          <w:t>拉6:11–12</w:t>
         </w:r>
       </w:hyperlink>
       <w:r>
@@ -538,6 +317,17 @@
           <w:lang w:val="zh_TW" w:bidi="zh_TW"/>
         </w:rPr>
         <w:t>）。</w:t>
+      </w:r>
+    </w:p>
+    <w:p>
+      <w:pPr>
+        <w:pStyle w:val="Heading3"/>
+      </w:pPr>
+      <w:r>
+        <w:rPr>
+          <w:lang w:val="zh_TW" w:bidi="zh_TW"/>
+        </w:rPr>
+        <w:t>舊約聖經時期的咒詛</w:t>
       </w:r>
     </w:p>
     <w:p>
@@ -551,54 +341,36 @@
         <w:rPr>
           <w:lang w:val="zh_TW" w:bidi="zh_TW"/>
         </w:rPr>
-        <w:t>耶穌對罪的來源所說不多，除了指出它源於人心和意志（</w:t>
-      </w:r>
-      <w:hyperlink r:id="rId25">
-        <w:r>
-          <w:rPr>
-            <w:lang w:val="zh_TW" w:bidi="zh_TW"/>
-          </w:rPr>
-          <w:rPr>
-            <w:color w:val="0000EE"/>
-            <w:u w:val="single"/>
-          </w:rPr>
-          <w:t>太6:22–23</w:t>
-        </w:r>
-      </w:hyperlink>
-      <w:r>
-        <w:rPr>
-          <w:lang w:val="zh_TW" w:bidi="zh_TW"/>
-        </w:rPr>
-        <w:t>，</w:t>
-      </w:r>
-      <w:hyperlink r:id="rId26">
-        <w:r>
-          <w:rPr>
-            <w:lang w:val="zh_TW" w:bidi="zh_TW"/>
-          </w:rPr>
-          <w:rPr>
-            <w:color w:val="0000EE"/>
-            <w:u w:val="single"/>
-          </w:rPr>
-          <w:t>7:17–19</w:t>
-        </w:r>
-      </w:hyperlink>
-      <w:r>
-        <w:rPr>
-          <w:lang w:val="zh_TW" w:bidi="zh_TW"/>
-        </w:rPr>
-        <w:t>，</w:t>
-      </w:r>
-      <w:hyperlink r:id="rId27">
-        <w:r>
-          <w:rPr>
-            <w:lang w:val="zh_TW" w:bidi="zh_TW"/>
-          </w:rPr>
-          <w:rPr>
-            <w:color w:val="0000EE"/>
-            <w:u w:val="single"/>
-          </w:rPr>
-          <w:t>18:7</w:t>
+        <w:t>在以色列人中，有一種咒詛只在神所監察之約的架構之內，才能生效，而人們說出該咒詛是為了彰顯公義。在舊約聖經裡，咒詛是約的關係的重要部分——無論是神與群體、神與個人，或群體之間的關係。違背約的條款，就等於自招約的咒詛。若在其它情況下發出咒詛，咒詛就無效。「麻雀往來，燕子翻飛； 這樣，無故的咒詛也必不臨到」（</w:t>
+      </w:r>
+      <w:hyperlink r:id="rId14">
+        <w:r>
+          <w:rPr>
+            <w:lang w:val="zh_TW" w:bidi="zh_TW"/>
+          </w:rPr>
+          <w:rPr>
+            <w:color w:val="0000EE"/>
+            <w:u w:val="single"/>
+          </w:rPr>
+          <w:t>箴26:2</w:t>
+        </w:r>
+      </w:hyperlink>
+      <w:r>
+        <w:rPr>
+          <w:lang w:val="zh_TW" w:bidi="zh_TW"/>
+        </w:rPr>
+        <w:t>）。人可以藉著宣告祝福而撤回咒詛（</w:t>
+      </w:r>
+      <w:hyperlink r:id="rId15">
+        <w:r>
+          <w:rPr>
+            <w:lang w:val="zh_TW" w:bidi="zh_TW"/>
+          </w:rPr>
+          <w:rPr>
+            <w:color w:val="0000EE"/>
+            <w:u w:val="single"/>
+          </w:rPr>
+          <w:t>出12:32</w:t>
         </w:r>
       </w:hyperlink>
       <w:r>
@@ -607,82 +379,16 @@
         </w:rPr>
         <w:t>；</w:t>
       </w:r>
-      <w:hyperlink r:id="rId28">
-        <w:r>
-          <w:rPr>
-            <w:lang w:val="zh_TW" w:bidi="zh_TW"/>
-          </w:rPr>
-          <w:rPr>
-            <w:color w:val="0000EE"/>
-            <w:u w:val="single"/>
-          </w:rPr>
-          <w:t>可7:20–23</w:t>
-        </w:r>
-      </w:hyperlink>
-      <w:r>
-        <w:rPr>
-          <w:lang w:val="zh_TW" w:bidi="zh_TW"/>
-        </w:rPr>
-        <w:t>），但祂明顯重新定義了罪的範圍。律法只能評判人的行為，然而耶穌指出，憤怒、輕視、淫念、心硬和欺詐也都是罪。祂還提到忽視善行、無所作為的罪，如不結果子的樹、未使用的才幹、祭司忽視傷者，以及從未表現出的愛（</w:t>
-      </w:r>
-      <w:hyperlink r:id="rId29">
-        <w:r>
-          <w:rPr>
-            <w:lang w:val="zh_TW" w:bidi="zh_TW"/>
-          </w:rPr>
-          <w:rPr>
-            <w:color w:val="0000EE"/>
-            <w:u w:val="single"/>
-          </w:rPr>
-          <w:t>太25:41–46</w:t>
-        </w:r>
-      </w:hyperlink>
-      <w:r>
-        <w:rPr>
-          <w:lang w:val="zh_TW" w:bidi="zh_TW"/>
-        </w:rPr>
-        <w:t>）。祂特別譴責對愛的冒犯——不友善、固執敵意、自私、漠不關心（</w:t>
-      </w:r>
-      <w:hyperlink r:id="rId30">
-        <w:r>
-          <w:rPr>
-            <w:lang w:val="zh_TW" w:bidi="zh_TW"/>
-          </w:rPr>
-          <w:rPr>
-            <w:color w:val="0000EE"/>
-            <w:u w:val="single"/>
-          </w:rPr>
-          <w:t>路12:16–21，</w:t>
-        </w:r>
-      </w:hyperlink>
-      <w:hyperlink r:id="rId31">
-        <w:r>
-          <w:rPr>
-            <w:lang w:val="zh_TW" w:bidi="zh_TW"/>
-          </w:rPr>
-          <w:rPr>
-            <w:color w:val="0000EE"/>
-            <w:u w:val="single"/>
-          </w:rPr>
-          <w:t>16:19–31</w:t>
-        </w:r>
-      </w:hyperlink>
-      <w:r>
-        <w:rPr>
-          <w:lang w:val="zh_TW" w:bidi="zh_TW"/>
-        </w:rPr>
-        <w:t>）。祂還譴責自義和屬靈的瞎眼（</w:t>
-      </w:r>
-      <w:hyperlink r:id="rId32">
-        <w:r>
-          <w:rPr>
-            <w:lang w:val="zh_TW" w:bidi="zh_TW"/>
-          </w:rPr>
-          <w:rPr>
-            <w:color w:val="0000EE"/>
-            <w:u w:val="single"/>
-          </w:rPr>
-          <w:t>太23:16–26</w:t>
+      <w:hyperlink r:id="rId16">
+        <w:r>
+          <w:rPr>
+            <w:lang w:val="zh_TW" w:bidi="zh_TW"/>
+          </w:rPr>
+          <w:rPr>
+            <w:color w:val="0000EE"/>
+            <w:u w:val="single"/>
+          </w:rPr>
+          <w:t>士17:1–2</w:t>
         </w:r>
       </w:hyperlink>
       <w:r>
@@ -691,70 +397,16 @@
         </w:rPr>
         <w:t>；</w:t>
       </w:r>
-      <w:hyperlink r:id="rId33">
-        <w:r>
-          <w:rPr>
-            <w:lang w:val="zh_TW" w:bidi="zh_TW"/>
-          </w:rPr>
-          <w:rPr>
-            <w:color w:val="0000EE"/>
-            <w:u w:val="single"/>
-          </w:rPr>
-          <w:t>可3:22–30</w:t>
-        </w:r>
-      </w:hyperlink>
-      <w:r>
-        <w:rPr>
-          <w:lang w:val="zh_TW" w:bidi="zh_TW"/>
-        </w:rPr>
-        <w:t>）。耶穌將罪比作疾病（</w:t>
-      </w:r>
-      <w:hyperlink r:id="rId34">
-        <w:r>
-          <w:rPr>
-            <w:lang w:val="zh_TW" w:bidi="zh_TW"/>
-          </w:rPr>
-          <w:rPr>
-            <w:color w:val="0000EE"/>
-            <w:u w:val="single"/>
-          </w:rPr>
-          <w:t>可2:17</w:t>
-        </w:r>
-      </w:hyperlink>
-      <w:r>
-        <w:rPr>
-          <w:lang w:val="zh_TW" w:bidi="zh_TW"/>
-        </w:rPr>
-        <w:t>），有時比作愚蠢（</w:t>
-      </w:r>
-      <w:hyperlink r:id="rId35">
-        <w:r>
-          <w:rPr>
-            <w:lang w:val="zh_TW" w:bidi="zh_TW"/>
-          </w:rPr>
-          <w:rPr>
-            <w:color w:val="0000EE"/>
-            <w:u w:val="single"/>
-          </w:rPr>
-          <w:t>路12:20</w:t>
-        </w:r>
-      </w:hyperlink>
-      <w:r>
-        <w:rPr>
-          <w:lang w:val="zh_TW" w:bidi="zh_TW"/>
-        </w:rPr>
-        <w:t>）。儘管如此，耶穌宣稱墮落的人，在神的幫助下可以得到醫治（</w:t>
-      </w:r>
-      <w:hyperlink r:id="rId36">
-        <w:r>
-          <w:rPr>
-            <w:lang w:val="zh_TW" w:bidi="zh_TW"/>
-          </w:rPr>
-          <w:rPr>
-            <w:color w:val="0000EE"/>
-            <w:u w:val="single"/>
-          </w:rPr>
-          <w:t>7:36–50</w:t>
+      <w:hyperlink r:id="rId17">
+        <w:r>
+          <w:rPr>
+            <w:lang w:val="zh_TW" w:bidi="zh_TW"/>
+          </w:rPr>
+          <w:rPr>
+            <w:color w:val="0000EE"/>
+            <w:u w:val="single"/>
+          </w:rPr>
+          <w:t>撒下21:1–3</w:t>
         </w:r>
       </w:hyperlink>
       <w:r>
@@ -762,17 +414,6 @@
           <w:lang w:val="zh_TW" w:bidi="zh_TW"/>
         </w:rPr>
         <w:t>）。</w:t>
-      </w:r>
-    </w:p>
-    <w:p>
-      <w:pPr>
-        <w:pStyle w:val="Heading3"/>
-      </w:pPr>
-      <w:r>
-        <w:rPr>
-          <w:lang w:val="zh_TW" w:bidi="zh_TW"/>
-        </w:rPr>
-        <w:t>在約翰的著作中</w:t>
       </w:r>
     </w:p>
     <w:p>
@@ -786,18 +427,252 @@
         <w:rPr>
           <w:lang w:val="zh_TW" w:bidi="zh_TW"/>
         </w:rPr>
-        <w:t>約翰福音假定罪人的需要，而基督作為羔羊，為擔當世人的罪而犧牲，並在基督裡提供光與生命。新約中強調的重點是，罪是拒絕接受基督所提供的救恩，並拒絕神對世界的愛——拒絕相信。人因愛黑暗、拒絕光明、不接受救主基督而受到審判（</w:t>
-      </w:r>
-      <w:hyperlink r:id="rId37">
-        <w:r>
-          <w:rPr>
-            <w:lang w:val="zh_TW" w:bidi="zh_TW"/>
-          </w:rPr>
-          <w:rPr>
-            <w:color w:val="0000EE"/>
-            <w:u w:val="single"/>
-          </w:rPr>
-          <w:t>約3:16–21</w:t>
+        <w:t>摩西的律法禁止人咒詛父母（</w:t>
+      </w:r>
+      <w:hyperlink r:id="rId18">
+        <w:r>
+          <w:rPr>
+            <w:lang w:val="zh_TW" w:bidi="zh_TW"/>
+          </w:rPr>
+          <w:rPr>
+            <w:color w:val="0000EE"/>
+            <w:u w:val="single"/>
+          </w:rPr>
+          <w:t>出21:17</w:t>
+        </w:r>
+      </w:hyperlink>
+      <w:r>
+        <w:rPr>
+          <w:lang w:val="zh_TW" w:bidi="zh_TW"/>
+        </w:rPr>
+        <w:t>；參</w:t>
+      </w:r>
+      <w:hyperlink r:id="rId19">
+        <w:r>
+          <w:rPr>
+            <w:lang w:val="zh_TW" w:bidi="zh_TW"/>
+          </w:rPr>
+          <w:rPr>
+            <w:color w:val="0000EE"/>
+            <w:u w:val="single"/>
+          </w:rPr>
+          <w:t>箴20:20</w:t>
+        </w:r>
+      </w:hyperlink>
+      <w:r>
+        <w:rPr>
+          <w:lang w:val="zh_TW" w:bidi="zh_TW"/>
+        </w:rPr>
+        <w:t>；</w:t>
+      </w:r>
+      <w:hyperlink r:id="rId20">
+        <w:r>
+          <w:rPr>
+            <w:lang w:val="zh_TW" w:bidi="zh_TW"/>
+          </w:rPr>
+          <w:rPr>
+            <w:color w:val="0000EE"/>
+            <w:u w:val="single"/>
+          </w:rPr>
+          <w:t>太15:4</w:t>
+        </w:r>
+      </w:hyperlink>
+      <w:r>
+        <w:rPr>
+          <w:lang w:val="zh_TW" w:bidi="zh_TW"/>
+        </w:rPr>
+        <w:t>）、咒詛掌權者（</w:t>
+      </w:r>
+      <w:hyperlink r:id="rId21">
+        <w:r>
+          <w:rPr>
+            <w:lang w:val="zh_TW" w:bidi="zh_TW"/>
+          </w:rPr>
+          <w:rPr>
+            <w:color w:val="0000EE"/>
+            <w:u w:val="single"/>
+          </w:rPr>
+          <w:t>出22:28</w:t>
+        </w:r>
+      </w:hyperlink>
+      <w:r>
+        <w:rPr>
+          <w:lang w:val="zh_TW" w:bidi="zh_TW"/>
+        </w:rPr>
+        <w:t>），以及咒詛聾子（</w:t>
+      </w:r>
+      <w:hyperlink r:id="rId22">
+        <w:r>
+          <w:rPr>
+            <w:lang w:val="zh_TW" w:bidi="zh_TW"/>
+          </w:rPr>
+          <w:rPr>
+            <w:color w:val="0000EE"/>
+            <w:u w:val="single"/>
+          </w:rPr>
+          <w:t>利19:14</w:t>
+        </w:r>
+      </w:hyperlink>
+      <w:r>
+        <w:rPr>
+          <w:lang w:val="zh_TW" w:bidi="zh_TW"/>
+        </w:rPr>
+        <w:t>）。一個懷疑妻子不忠的男人，可以要求她接受祭司所施行的試驗，若她有罪，這試驗便會使咒詛臨到她（</w:t>
+      </w:r>
+      <w:hyperlink r:id="rId23">
+        <w:r>
+          <w:rPr>
+            <w:lang w:val="zh_TW" w:bidi="zh_TW"/>
+          </w:rPr>
+          <w:rPr>
+            <w:color w:val="0000EE"/>
+            <w:u w:val="single"/>
+          </w:rPr>
+          <w:t>民5:11–31</w:t>
+        </w:r>
+      </w:hyperlink>
+      <w:r>
+        <w:rPr>
+          <w:lang w:val="zh_TW" w:bidi="zh_TW"/>
+        </w:rPr>
+        <w:t>）。人有時會為了證明自己所說或所起的誓是真實的，而向自己宣告咒詛（</w:t>
+      </w:r>
+      <w:hyperlink r:id="rId24">
+        <w:r>
+          <w:rPr>
+            <w:lang w:val="zh_TW" w:bidi="zh_TW"/>
+          </w:rPr>
+          <w:rPr>
+            <w:color w:val="0000EE"/>
+            <w:u w:val="single"/>
+          </w:rPr>
+          <w:t>民5:19–22</w:t>
+        </w:r>
+      </w:hyperlink>
+      <w:r>
+        <w:rPr>
+          <w:lang w:val="zh_TW" w:bidi="zh_TW"/>
+        </w:rPr>
+        <w:t>；</w:t>
+      </w:r>
+      <w:hyperlink r:id="rId25">
+        <w:r>
+          <w:rPr>
+            <w:lang w:val="zh_TW" w:bidi="zh_TW"/>
+          </w:rPr>
+          <w:rPr>
+            <w:color w:val="0000EE"/>
+            <w:u w:val="single"/>
+          </w:rPr>
+          <w:t>伯31:7–10、16–22</w:t>
+        </w:r>
+      </w:hyperlink>
+      <w:r>
+        <w:rPr>
+          <w:lang w:val="zh_TW" w:bidi="zh_TW"/>
+        </w:rPr>
+        <w:t>；</w:t>
+      </w:r>
+      <w:hyperlink r:id="rId26">
+        <w:r>
+          <w:rPr>
+            <w:lang w:val="zh_TW" w:bidi="zh_TW"/>
+          </w:rPr>
+          <w:rPr>
+            <w:color w:val="0000EE"/>
+            <w:u w:val="single"/>
+          </w:rPr>
+          <w:t>詩137:5–6</w:t>
+        </w:r>
+      </w:hyperlink>
+      <w:r>
+        <w:rPr>
+          <w:lang w:val="zh_TW" w:bidi="zh_TW"/>
+        </w:rPr>
+        <w:t>）。在新約聖經中，使徒彼得否認自己認識耶穌時，也沿襲舊約的慣例使用咒詛（</w:t>
+      </w:r>
+      <w:hyperlink r:id="rId27">
+        <w:r>
+          <w:rPr>
+            <w:lang w:val="zh_TW" w:bidi="zh_TW"/>
+          </w:rPr>
+          <w:rPr>
+            <w:color w:val="0000EE"/>
+            <w:u w:val="single"/>
+          </w:rPr>
+          <w:t>可14:71</w:t>
+        </w:r>
+      </w:hyperlink>
+      <w:r>
+        <w:rPr>
+          <w:lang w:val="zh_TW" w:bidi="zh_TW"/>
+        </w:rPr>
+        <w:t>）。有些想要殺害使徒保羅的人，亦以這種嚴肅的咒詛表明決心（</w:t>
+      </w:r>
+      <w:hyperlink r:id="rId28">
+        <w:r>
+          <w:rPr>
+            <w:lang w:val="zh_TW" w:bidi="zh_TW"/>
+          </w:rPr>
+          <w:rPr>
+            <w:color w:val="0000EE"/>
+            <w:u w:val="single"/>
+          </w:rPr>
+          <w:t>徒23:12、14、21</w:t>
+        </w:r>
+      </w:hyperlink>
+      <w:r>
+        <w:rPr>
+          <w:lang w:val="zh_TW" w:bidi="zh_TW"/>
+        </w:rPr>
+        <w:t>）。咒詛神的人必要受死刑（</w:t>
+      </w:r>
+      <w:hyperlink r:id="rId29">
+        <w:r>
+          <w:rPr>
+            <w:lang w:val="zh_TW" w:bidi="zh_TW"/>
+          </w:rPr>
+          <w:rPr>
+            <w:color w:val="0000EE"/>
+            <w:u w:val="single"/>
+          </w:rPr>
+          <w:t>利24:10–16</w:t>
+        </w:r>
+      </w:hyperlink>
+      <w:r>
+        <w:rPr>
+          <w:lang w:val="zh_TW" w:bidi="zh_TW"/>
+        </w:rPr>
+        <w:t>；參</w:t>
+      </w:r>
+      <w:hyperlink r:id="rId21">
+        <w:r>
+          <w:rPr>
+            <w:lang w:val="zh_TW" w:bidi="zh_TW"/>
+          </w:rPr>
+          <w:rPr>
+            <w:color w:val="0000EE"/>
+            <w:u w:val="single"/>
+          </w:rPr>
+          <w:t>出22:28</w:t>
+        </w:r>
+      </w:hyperlink>
+      <w:r>
+        <w:rPr>
+          <w:lang w:val="zh_TW" w:bidi="zh_TW"/>
+        </w:rPr>
+        <w:t>；</w:t>
+      </w:r>
+      <w:hyperlink r:id="rId30">
+        <w:r>
+          <w:rPr>
+            <w:lang w:val="zh_TW" w:bidi="zh_TW"/>
+          </w:rPr>
+          <w:rPr>
+            <w:color w:val="0000EE"/>
+            <w:u w:val="single"/>
+          </w:rPr>
+          <w:t>賽8:21–22</w:t>
         </w:r>
       </w:hyperlink>
       <w:r>
@@ -818,7 +693,133 @@
         <w:rPr>
           <w:lang w:val="zh_TW" w:bidi="zh_TW"/>
         </w:rPr>
-        <w:t>針對諾斯底主義（Gnosticism）所認為的，高階基督徒的罪無關緊要，約翰壹書強調基督徒的生活中不能容忍罪，列舉了15個理由，並重申罪既是對真理的無知，也是缺乏愛心（</w:t>
+        <w:t>在聖經歷史中，咒詛的例子包括亞當和夏娃在伊甸園墮落之後，神對蛇以及對土地所宣告的咒詛（</w:t>
+      </w:r>
+      <w:hyperlink r:id="rId31">
+        <w:r>
+          <w:rPr>
+            <w:lang w:val="zh_TW" w:bidi="zh_TW"/>
+          </w:rPr>
+          <w:rPr>
+            <w:color w:val="0000EE"/>
+            <w:u w:val="single"/>
+          </w:rPr>
+          <w:t>創3:14–19</w:t>
+        </w:r>
+      </w:hyperlink>
+      <w:r>
+        <w:rPr>
+          <w:lang w:val="zh_TW" w:bidi="zh_TW"/>
+        </w:rPr>
+        <w:t>）；對該隱（</w:t>
+      </w:r>
+      <w:hyperlink r:id="rId32">
+        <w:r>
+          <w:rPr>
+            <w:lang w:val="zh_TW" w:bidi="zh_TW"/>
+          </w:rPr>
+          <w:rPr>
+            <w:color w:val="0000EE"/>
+            <w:u w:val="single"/>
+          </w:rPr>
+          <w:t>4:11–12</w:t>
+        </w:r>
+      </w:hyperlink>
+      <w:r>
+        <w:rPr>
+          <w:lang w:val="zh_TW" w:bidi="zh_TW"/>
+        </w:rPr>
+        <w:t>）；對那些咒詛族長亞伯拉罕及其後裔的人（</w:t>
+      </w:r>
+      <w:hyperlink r:id="rId33">
+        <w:r>
+          <w:rPr>
+            <w:lang w:val="zh_TW" w:bidi="zh_TW"/>
+          </w:rPr>
+          <w:rPr>
+            <w:color w:val="0000EE"/>
+            <w:u w:val="single"/>
+          </w:rPr>
+          <w:t>12:3</w:t>
+        </w:r>
+      </w:hyperlink>
+      <w:r>
+        <w:rPr>
+          <w:lang w:val="zh_TW" w:bidi="zh_TW"/>
+        </w:rPr>
+        <w:t>）；以及對那些倚靠人的力量而不倚靠耶和華的人（</w:t>
+      </w:r>
+      <w:hyperlink r:id="rId34">
+        <w:r>
+          <w:rPr>
+            <w:lang w:val="zh_TW" w:bidi="zh_TW"/>
+          </w:rPr>
+          <w:rPr>
+            <w:color w:val="0000EE"/>
+            <w:u w:val="single"/>
+          </w:rPr>
+          <w:t>耶17:5</w:t>
+        </w:r>
+      </w:hyperlink>
+      <w:r>
+        <w:rPr>
+          <w:lang w:val="zh_TW" w:bidi="zh_TW"/>
+        </w:rPr>
+        <w:t>）。以色列人往應許之地前行時經過摩押，摩押王巴勒僱用巴蘭來咒詛以色列人；但他和巴蘭都發現，他們無法咒詛神所賜福的人（</w:t>
+      </w:r>
+      <w:hyperlink r:id="rId35">
+        <w:r>
+          <w:rPr>
+            <w:lang w:val="zh_TW" w:bidi="zh_TW"/>
+          </w:rPr>
+          <w:rPr>
+            <w:color w:val="0000EE"/>
+            <w:u w:val="single"/>
+          </w:rPr>
+          <w:t>民22–24章</w:t>
+        </w:r>
+      </w:hyperlink>
+      <w:r>
+        <w:rPr>
+          <w:lang w:val="zh_TW" w:bidi="zh_TW"/>
+        </w:rPr>
+        <w:t>）。約書亞咒詛任何試圖重建耶利哥的人（</w:t>
+      </w:r>
+      <w:hyperlink r:id="rId36">
+        <w:r>
+          <w:rPr>
+            <w:lang w:val="zh_TW" w:bidi="zh_TW"/>
+          </w:rPr>
+          <w:rPr>
+            <w:color w:val="0000EE"/>
+            <w:u w:val="single"/>
+          </w:rPr>
+          <w:t>書6:26</w:t>
+        </w:r>
+      </w:hyperlink>
+      <w:r>
+        <w:rPr>
+          <w:lang w:val="zh_TW" w:bidi="zh_TW"/>
+        </w:rPr>
+        <w:t>；在</w:t>
+      </w:r>
+      <w:hyperlink r:id="rId37">
+        <w:r>
+          <w:rPr>
+            <w:lang w:val="zh_TW" w:bidi="zh_TW"/>
+          </w:rPr>
+          <w:rPr>
+            <w:color w:val="0000EE"/>
+            <w:u w:val="single"/>
+          </w:rPr>
+          <w:t>王上16:34</w:t>
+        </w:r>
+      </w:hyperlink>
+      <w:r>
+        <w:rPr>
+          <w:lang w:val="zh_TW" w:bidi="zh_TW"/>
+        </w:rPr>
+        <w:t>得以應驗）。掃羅王所發的咒詛，幾乎使他的兒子約拿單喪命（</w:t>
       </w:r>
       <w:hyperlink r:id="rId38">
         <w:r>
@@ -829,14 +830,14 @@
             <w:color w:val="0000EE"/>
             <w:u w:val="single"/>
           </w:rPr>
-          <w:t>約一3:3–10</w:t>
-        </w:r>
-      </w:hyperlink>
-      <w:r>
-        <w:rPr>
-          <w:lang w:val="zh_TW" w:bidi="zh_TW"/>
-        </w:rPr>
-        <w:t>）。然而，神會赦免那些承認自己的罪的人，基督為他們贖罪，並為他們代求（</w:t>
+          <w:t>撒上14:24、43–45</w:t>
+        </w:r>
+      </w:hyperlink>
+      <w:r>
+        <w:rPr>
+          <w:lang w:val="zh_TW" w:bidi="zh_TW"/>
+        </w:rPr>
+        <w:t>）。舊約聖經還提到許多其它咒詛（例：</w:t>
       </w:r>
       <w:hyperlink r:id="rId39">
         <w:r>
@@ -847,25 +848,182 @@
             <w:color w:val="0000EE"/>
             <w:u w:val="single"/>
           </w:rPr>
-          <w:t>1:7–2:2</w:t>
-        </w:r>
-      </w:hyperlink>
-      <w:r>
-        <w:rPr>
-          <w:lang w:val="zh_TW" w:bidi="zh_TW"/>
-        </w:rPr>
-        <w:t>）。</w:t>
-      </w:r>
-    </w:p>
-    <w:p>
-      <w:pPr>
-        <w:pStyle w:val="Heading3"/>
-      </w:pPr>
-      <w:r>
-        <w:rPr>
-          <w:lang w:val="zh_TW" w:bidi="zh_TW"/>
-        </w:rPr>
-        <w:t>在保羅的著作中</w:t>
+          <w:t>創9:25，</w:t>
+        </w:r>
+      </w:hyperlink>
+      <w:hyperlink r:id="rId40">
+        <w:r>
+          <w:rPr>
+            <w:lang w:val="zh_TW" w:bidi="zh_TW"/>
+          </w:rPr>
+          <w:rPr>
+            <w:color w:val="0000EE"/>
+            <w:u w:val="single"/>
+          </w:rPr>
+          <w:t>49:5–7</w:t>
+        </w:r>
+      </w:hyperlink>
+      <w:r>
+        <w:rPr>
+          <w:lang w:val="zh_TW" w:bidi="zh_TW"/>
+        </w:rPr>
+        <w:t>；</w:t>
+      </w:r>
+      <w:hyperlink r:id="rId41">
+        <w:r>
+          <w:rPr>
+            <w:lang w:val="zh_TW" w:bidi="zh_TW"/>
+          </w:rPr>
+          <w:rPr>
+            <w:color w:val="0000EE"/>
+            <w:u w:val="single"/>
+          </w:rPr>
+          <w:t>書9:22–23</w:t>
+        </w:r>
+      </w:hyperlink>
+      <w:r>
+        <w:rPr>
+          <w:lang w:val="zh_TW" w:bidi="zh_TW"/>
+        </w:rPr>
+        <w:t>；</w:t>
+      </w:r>
+      <w:hyperlink r:id="rId42">
+        <w:r>
+          <w:rPr>
+            <w:lang w:val="zh_TW" w:bidi="zh_TW"/>
+          </w:rPr>
+          <w:rPr>
+            <w:color w:val="0000EE"/>
+            <w:u w:val="single"/>
+          </w:rPr>
+          <w:t>士9:7–21、57</w:t>
+        </w:r>
+      </w:hyperlink>
+      <w:r>
+        <w:rPr>
+          <w:lang w:val="zh_TW" w:bidi="zh_TW"/>
+        </w:rPr>
+        <w:t>；</w:t>
+      </w:r>
+      <w:hyperlink r:id="rId43">
+        <w:r>
+          <w:rPr>
+            <w:lang w:val="zh_TW" w:bidi="zh_TW"/>
+          </w:rPr>
+          <w:rPr>
+            <w:color w:val="0000EE"/>
+            <w:u w:val="single"/>
+          </w:rPr>
+          <w:t>撒下16:5–13</w:t>
+        </w:r>
+      </w:hyperlink>
+      <w:r>
+        <w:rPr>
+          <w:lang w:val="zh_TW" w:bidi="zh_TW"/>
+        </w:rPr>
+        <w:t>；</w:t>
+      </w:r>
+      <w:hyperlink r:id="rId44">
+        <w:r>
+          <w:rPr>
+            <w:lang w:val="zh_TW" w:bidi="zh_TW"/>
+          </w:rPr>
+          <w:rPr>
+            <w:color w:val="0000EE"/>
+            <w:u w:val="single"/>
+          </w:rPr>
+          <w:t>王上21:17–24</w:t>
+        </w:r>
+      </w:hyperlink>
+      <w:r>
+        <w:rPr>
+          <w:lang w:val="zh_TW" w:bidi="zh_TW"/>
+        </w:rPr>
+        <w:t>；</w:t>
+      </w:r>
+      <w:hyperlink r:id="rId45">
+        <w:r>
+          <w:rPr>
+            <w:lang w:val="zh_TW" w:bidi="zh_TW"/>
+          </w:rPr>
+          <w:rPr>
+            <w:color w:val="0000EE"/>
+            <w:u w:val="single"/>
+          </w:rPr>
+          <w:t>王下2:24</w:t>
+        </w:r>
+      </w:hyperlink>
+      <w:r>
+        <w:rPr>
+          <w:lang w:val="zh_TW" w:bidi="zh_TW"/>
+        </w:rPr>
+        <w:t>；</w:t>
+      </w:r>
+      <w:hyperlink r:id="rId46">
+        <w:r>
+          <w:rPr>
+            <w:lang w:val="zh_TW" w:bidi="zh_TW"/>
+          </w:rPr>
+          <w:rPr>
+            <w:color w:val="0000EE"/>
+            <w:u w:val="single"/>
+          </w:rPr>
+          <w:t>瑪2:2，</w:t>
+        </w:r>
+      </w:hyperlink>
+      <w:hyperlink r:id="rId47">
+        <w:r>
+          <w:rPr>
+            <w:lang w:val="zh_TW" w:bidi="zh_TW"/>
+          </w:rPr>
+          <w:rPr>
+            <w:color w:val="0000EE"/>
+            <w:u w:val="single"/>
+          </w:rPr>
+          <w:t>4:6</w:t>
+        </w:r>
+      </w:hyperlink>
+      <w:r>
+        <w:rPr>
+          <w:lang w:val="zh_TW" w:bidi="zh_TW"/>
+        </w:rPr>
+        <w:t>）。宣告「禍哉」（有英文譯本作destruction〔毀滅〕）也是詛咒的措辭（</w:t>
+      </w:r>
+      <w:hyperlink r:id="rId48">
+        <w:r>
+          <w:rPr>
+            <w:lang w:val="zh_TW" w:bidi="zh_TW"/>
+          </w:rPr>
+          <w:rPr>
+            <w:color w:val="0000EE"/>
+            <w:u w:val="single"/>
+          </w:rPr>
+          <w:t>賽5:8–23</w:t>
+        </w:r>
+      </w:hyperlink>
+      <w:r>
+        <w:rPr>
+          <w:lang w:val="zh_TW" w:bidi="zh_TW"/>
+        </w:rPr>
+        <w:t>；參</w:t>
+      </w:r>
+      <w:hyperlink r:id="rId49">
+        <w:r>
+          <w:rPr>
+            <w:lang w:val="zh_TW" w:bidi="zh_TW"/>
+          </w:rPr>
+          <w:rPr>
+            <w:color w:val="0000EE"/>
+            <w:u w:val="single"/>
+          </w:rPr>
+          <w:t>太23:13–33</w:t>
+        </w:r>
+      </w:hyperlink>
+      <w:r>
+        <w:rPr>
+          <w:lang w:val="zh_TW" w:bidi="zh_TW"/>
+        </w:rPr>
+        <w:t>，其中「有禍了」與「哀哉」能互換使用，可表示悲傷，也可表明即將臨到的災禍與審判）。</w:t>
       </w:r>
     </w:p>
     <w:p>
@@ -875,40 +1033,34 @@
           <w:lang w:val="zh_TW" w:bidi="zh_TW"/>
         </w:rPr>
       </w:r>
-      <w:r>
-        <w:rPr>
-          <w:lang w:val="zh_TW" w:bidi="zh_TW"/>
-        </w:rPr>
-        <w:t>保羅從觀察和聖經中強烈地指出，所有人都犯了罪（</w:t>
-      </w:r>
-      <w:hyperlink r:id="rId40">
-        <w:r>
-          <w:rPr>
-            <w:lang w:val="zh_TW" w:bidi="zh_TW"/>
-          </w:rPr>
-          <w:rPr>
-            <w:color w:val="0000EE"/>
-            <w:u w:val="single"/>
-          </w:rPr>
-          <w:t>羅1–3章</w:t>
-        </w:r>
-      </w:hyperlink>
-      <w:r>
-        <w:rPr>
-          <w:lang w:val="zh_TW" w:bidi="zh_TW"/>
-        </w:rPr>
-        <w:t>）。對他來說，罪是一股力量、一種權勢、一種統治人內在的「律」（</w:t>
-      </w:r>
-      <w:hyperlink r:id="rId41">
-        <w:r>
-          <w:rPr>
-            <w:lang w:val="zh_TW" w:bidi="zh_TW"/>
-          </w:rPr>
-          <w:rPr>
-            <w:color w:val="0000EE"/>
-            <w:u w:val="single"/>
-          </w:rPr>
-          <w:t>羅5:21</w:t>
+      <w:hyperlink r:id="rId50">
+        <w:r>
+          <w:rPr>
+            <w:lang w:val="zh_TW" w:bidi="zh_TW"/>
+          </w:rPr>
+          <w:rPr>
+            <w:color w:val="0000EE"/>
+            <w:u w:val="single"/>
+          </w:rPr>
+          <w:t>詩篇一〇九篇</w:t>
+        </w:r>
+      </w:hyperlink>
+      <w:r>
+        <w:rPr>
+          <w:lang w:val="zh_TW" w:bidi="zh_TW"/>
+        </w:rPr>
+        <w:t>包含一段長篇的咒詛，針對詩人的敵人，顯然因為他們用虛假的言語攻擊他（另見</w:t>
+      </w:r>
+      <w:hyperlink r:id="rId51">
+        <w:r>
+          <w:rPr>
+            <w:lang w:val="zh_TW" w:bidi="zh_TW"/>
+          </w:rPr>
+          <w:rPr>
+            <w:color w:val="0000EE"/>
+            <w:u w:val="single"/>
+          </w:rPr>
+          <w:t>詩58:6–11</w:t>
         </w:r>
       </w:hyperlink>
       <w:r>
@@ -917,16 +1069,16 @@
         </w:rPr>
         <w:t>，</w:t>
       </w:r>
-      <w:hyperlink r:id="rId42">
-        <w:r>
-          <w:rPr>
-            <w:lang w:val="zh_TW" w:bidi="zh_TW"/>
-          </w:rPr>
-          <w:rPr>
-            <w:color w:val="0000EE"/>
-            <w:u w:val="single"/>
-          </w:rPr>
-          <w:t>7:23</w:t>
+      <w:hyperlink r:id="rId52">
+        <w:r>
+          <w:rPr>
+            <w:lang w:val="zh_TW" w:bidi="zh_TW"/>
+          </w:rPr>
+          <w:rPr>
+            <w:color w:val="0000EE"/>
+            <w:u w:val="single"/>
+          </w:rPr>
+          <w:t>69:19–28</w:t>
         </w:r>
       </w:hyperlink>
       <w:r>
@@ -935,70 +1087,34 @@
         </w:rPr>
         <w:t>，</w:t>
       </w:r>
-      <w:hyperlink r:id="rId43">
-        <w:r>
-          <w:rPr>
-            <w:lang w:val="zh_TW" w:bidi="zh_TW"/>
-          </w:rPr>
-          <w:rPr>
-            <w:color w:val="0000EE"/>
-            <w:u w:val="single"/>
-          </w:rPr>
-          <w:t>8:2</w:t>
-        </w:r>
-      </w:hyperlink>
-      <w:r>
-        <w:rPr>
-          <w:lang w:val="zh_TW" w:bidi="zh_TW"/>
-        </w:rPr>
-        <w:t>；</w:t>
-      </w:r>
-      <w:hyperlink r:id="rId44">
-        <w:r>
-          <w:rPr>
-            <w:lang w:val="zh_TW" w:bidi="zh_TW"/>
-          </w:rPr>
-          <w:rPr>
-            <w:color w:val="0000EE"/>
-            <w:u w:val="single"/>
-          </w:rPr>
-          <w:t>林前15:56</w:t>
-        </w:r>
-      </w:hyperlink>
-      <w:r>
-        <w:rPr>
-          <w:lang w:val="zh_TW" w:bidi="zh_TW"/>
-        </w:rPr>
-        <w:t>），導致各種邪惡的行為——良心麻木（</w:t>
-      </w:r>
-      <w:hyperlink r:id="rId45">
-        <w:r>
-          <w:rPr>
-            <w:lang w:val="zh_TW" w:bidi="zh_TW"/>
-          </w:rPr>
-          <w:rPr>
-            <w:color w:val="0000EE"/>
-            <w:u w:val="single"/>
-          </w:rPr>
-          <w:t>羅7:21–24</w:t>
-        </w:r>
-      </w:hyperlink>
-      <w:r>
-        <w:rPr>
-          <w:lang w:val="zh_TW" w:bidi="zh_TW"/>
-        </w:rPr>
-        <w:t>）、與神的隔絕和死亡的轄制（</w:t>
-      </w:r>
-      <w:hyperlink r:id="rId46">
-        <w:r>
-          <w:rPr>
-            <w:lang w:val="zh_TW" w:bidi="zh_TW"/>
-          </w:rPr>
-          <w:rPr>
-            <w:color w:val="0000EE"/>
-            <w:u w:val="single"/>
-          </w:rPr>
-          <w:t>羅5:10</w:t>
+      <w:hyperlink r:id="rId53">
+        <w:r>
+          <w:rPr>
+            <w:lang w:val="zh_TW" w:bidi="zh_TW"/>
+          </w:rPr>
+          <w:rPr>
+            <w:color w:val="0000EE"/>
+            <w:u w:val="single"/>
+          </w:rPr>
+          <w:t>143:12</w:t>
+        </w:r>
+      </w:hyperlink>
+      <w:r>
+        <w:rPr>
+          <w:lang w:val="zh_TW" w:bidi="zh_TW"/>
+        </w:rPr>
+        <w:t>）。先知耶利米也毫不避忌地求神懲罰折磨他的人（</w:t>
+      </w:r>
+      <w:hyperlink r:id="rId54">
+        <w:r>
+          <w:rPr>
+            <w:lang w:val="zh_TW" w:bidi="zh_TW"/>
+          </w:rPr>
+          <w:rPr>
+            <w:color w:val="0000EE"/>
+            <w:u w:val="single"/>
+          </w:rPr>
+          <w:t>耶11:20</w:t>
         </w:r>
       </w:hyperlink>
       <w:r>
@@ -1007,95 +1123,178 @@
         </w:rPr>
         <w:t>，</w:t>
       </w:r>
-      <w:hyperlink r:id="rId47">
-        <w:r>
-          <w:rPr>
-            <w:lang w:val="zh_TW" w:bidi="zh_TW"/>
-          </w:rPr>
-          <w:rPr>
-            <w:color w:val="0000EE"/>
-            <w:u w:val="single"/>
-          </w:rPr>
-          <w:t>6:23</w:t>
-        </w:r>
-      </w:hyperlink>
-      <w:r>
-        <w:rPr>
-          <w:lang w:val="zh_TW" w:bidi="zh_TW"/>
-        </w:rPr>
-        <w:t>；</w:t>
-      </w:r>
-      <w:hyperlink r:id="rId48">
-        <w:r>
-          <w:rPr>
-            <w:lang w:val="zh_TW" w:bidi="zh_TW"/>
-          </w:rPr>
-          <w:rPr>
-            <w:color w:val="0000EE"/>
-            <w:u w:val="single"/>
-          </w:rPr>
-          <w:t>弗2:1–5，12</w:t>
-        </w:r>
-      </w:hyperlink>
-      <w:r>
-        <w:rPr>
-          <w:lang w:val="zh_TW" w:bidi="zh_TW"/>
-        </w:rPr>
-        <w:t>；</w:t>
-      </w:r>
-      <w:hyperlink r:id="rId49">
-        <w:r>
-          <w:rPr>
-            <w:lang w:val="zh_TW" w:bidi="zh_TW"/>
-          </w:rPr>
-          <w:rPr>
-            <w:color w:val="0000EE"/>
-            <w:u w:val="single"/>
-          </w:rPr>
-          <w:t>西1:21</w:t>
-        </w:r>
-      </w:hyperlink>
-      <w:r>
-        <w:rPr>
-          <w:lang w:val="zh_TW" w:bidi="zh_TW"/>
-        </w:rPr>
-        <w:t>）。人無法自我改造（</w:t>
-      </w:r>
-      <w:hyperlink r:id="rId50">
-        <w:r>
-          <w:rPr>
-            <w:lang w:val="zh_TW" w:bidi="zh_TW"/>
-          </w:rPr>
-          <w:rPr>
-            <w:color w:val="0000EE"/>
-            <w:u w:val="single"/>
-          </w:rPr>
-          <w:t>羅7:24</w:t>
-        </w:r>
-      </w:hyperlink>
-      <w:r>
-        <w:rPr>
-          <w:lang w:val="zh_TW" w:bidi="zh_TW"/>
-        </w:rPr>
-        <w:t>）。保羅對這種絕望的普遍狀況有不同的解釋。一些讀者認為</w:t>
-      </w:r>
-      <w:hyperlink r:id="rId51">
-        <w:r>
-          <w:rPr>
-            <w:lang w:val="zh_TW" w:bidi="zh_TW"/>
-          </w:rPr>
-          <w:rPr>
-            <w:color w:val="0000EE"/>
-            <w:u w:val="single"/>
-          </w:rPr>
-          <w:t>羅馬書五章12至21節</w:t>
-        </w:r>
-      </w:hyperlink>
-      <w:r>
-        <w:rPr>
-          <w:lang w:val="zh_TW" w:bidi="zh_TW"/>
-        </w:rPr>
-        <w:t>說亞當的罪是所有罪的根源；另一些人則認為這是所有罪的「樣式（similitude）」。無論如何，保羅的核心思想是「每個人都是自己的亞當」，意即每個人都要為自己的罪性負上完全的責任，即使這罪性是從亞當遺傳而來。</w:t>
+      <w:hyperlink r:id="rId55">
+        <w:r>
+          <w:rPr>
+            <w:lang w:val="zh_TW" w:bidi="zh_TW"/>
+          </w:rPr>
+          <w:rPr>
+            <w:color w:val="0000EE"/>
+            <w:u w:val="single"/>
+          </w:rPr>
+          <w:t>12:3</w:t>
+        </w:r>
+      </w:hyperlink>
+      <w:r>
+        <w:rPr>
+          <w:lang w:val="zh_TW" w:bidi="zh_TW"/>
+        </w:rPr>
+        <w:t>，</w:t>
+      </w:r>
+      <w:hyperlink r:id="rId56">
+        <w:r>
+          <w:rPr>
+            <w:lang w:val="zh_TW" w:bidi="zh_TW"/>
+          </w:rPr>
+          <w:rPr>
+            <w:color w:val="0000EE"/>
+            <w:u w:val="single"/>
+          </w:rPr>
+          <w:t>15:15</w:t>
+        </w:r>
+      </w:hyperlink>
+      <w:r>
+        <w:rPr>
+          <w:lang w:val="zh_TW" w:bidi="zh_TW"/>
+        </w:rPr>
+        <w:t>，</w:t>
+      </w:r>
+      <w:hyperlink r:id="rId57">
+        <w:r>
+          <w:rPr>
+            <w:lang w:val="zh_TW" w:bidi="zh_TW"/>
+          </w:rPr>
+          <w:rPr>
+            <w:color w:val="0000EE"/>
+            <w:u w:val="single"/>
+          </w:rPr>
+          <w:t>17:18</w:t>
+        </w:r>
+      </w:hyperlink>
+      <w:r>
+        <w:rPr>
+          <w:lang w:val="zh_TW" w:bidi="zh_TW"/>
+        </w:rPr>
+        <w:t>，</w:t>
+      </w:r>
+      <w:hyperlink r:id="rId58">
+        <w:r>
+          <w:rPr>
+            <w:lang w:val="zh_TW" w:bidi="zh_TW"/>
+          </w:rPr>
+          <w:rPr>
+            <w:color w:val="0000EE"/>
+            <w:u w:val="single"/>
+          </w:rPr>
+          <w:t>18:21–22</w:t>
+        </w:r>
+      </w:hyperlink>
+      <w:r>
+        <w:rPr>
+          <w:lang w:val="zh_TW" w:bidi="zh_TW"/>
+        </w:rPr>
+        <w:t>，</w:t>
+      </w:r>
+      <w:hyperlink r:id="rId59">
+        <w:r>
+          <w:rPr>
+            <w:lang w:val="zh_TW" w:bidi="zh_TW"/>
+          </w:rPr>
+          <w:rPr>
+            <w:color w:val="0000EE"/>
+            <w:u w:val="single"/>
+          </w:rPr>
+          <w:t>20:11–12</w:t>
+        </w:r>
+      </w:hyperlink>
+      <w:r>
+        <w:rPr>
+          <w:lang w:val="zh_TW" w:bidi="zh_TW"/>
+        </w:rPr>
+        <w:t>），甚至求神不要赦免他們（</w:t>
+      </w:r>
+      <w:hyperlink r:id="rId60">
+        <w:r>
+          <w:rPr>
+            <w:lang w:val="zh_TW" w:bidi="zh_TW"/>
+          </w:rPr>
+          <w:rPr>
+            <w:color w:val="0000EE"/>
+            <w:u w:val="single"/>
+          </w:rPr>
+          <w:t>18:23</w:t>
+        </w:r>
+      </w:hyperlink>
+      <w:r>
+        <w:rPr>
+          <w:lang w:val="zh_TW" w:bidi="zh_TW"/>
+        </w:rPr>
+        <w:t>）。這類針對仇敵的咒詛，對今日的基督徒來說並不容易理解，因為它們與新約聖經的教導形成強烈對比，例如「咒詛你們的，要為他祝福」（</w:t>
+      </w:r>
+      <w:hyperlink r:id="rId61">
+        <w:r>
+          <w:rPr>
+            <w:lang w:val="zh_TW" w:bidi="zh_TW"/>
+          </w:rPr>
+          <w:rPr>
+            <w:color w:val="0000EE"/>
+            <w:u w:val="single"/>
+          </w:rPr>
+          <w:t>路6:28</w:t>
+        </w:r>
+      </w:hyperlink>
+      <w:r>
+        <w:rPr>
+          <w:lang w:val="zh_TW" w:bidi="zh_TW"/>
+        </w:rPr>
+        <w:t>；參</w:t>
+      </w:r>
+      <w:hyperlink r:id="rId62">
+        <w:r>
+          <w:rPr>
+            <w:lang w:val="zh_TW" w:bidi="zh_TW"/>
+          </w:rPr>
+          <w:rPr>
+            <w:color w:val="0000EE"/>
+            <w:u w:val="single"/>
+          </w:rPr>
+          <w:t>羅12:14</w:t>
+        </w:r>
+      </w:hyperlink>
+      <w:r>
+        <w:rPr>
+          <w:lang w:val="zh_TW" w:bidi="zh_TW"/>
+        </w:rPr>
+        <w:t>）。耶穌吩咐門徒「要愛你們的仇敵」（</w:t>
+      </w:r>
+      <w:hyperlink r:id="rId63">
+        <w:r>
+          <w:rPr>
+            <w:lang w:val="zh_TW" w:bidi="zh_TW"/>
+          </w:rPr>
+          <w:rPr>
+            <w:color w:val="0000EE"/>
+            <w:u w:val="single"/>
+          </w:rPr>
+          <w:t>太5:44</w:t>
+        </w:r>
+      </w:hyperlink>
+      <w:r>
+        <w:rPr>
+          <w:lang w:val="zh_TW" w:bidi="zh_TW"/>
+        </w:rPr>
+        <w:t>），也許旨在引導人不再停留在舊約中咒詛人的做法，從而更完整理解神「要愛人如己」的誡命。</w:t>
+      </w:r>
+    </w:p>
+    <w:p>
+      <w:pPr>
+        <w:pStyle w:val="Heading4"/>
+      </w:pPr>
+      <w:r>
+        <w:rPr>
+          <w:lang w:val="zh_TW" w:bidi="zh_TW"/>
+        </w:rPr>
+        <w:t>約中的咒詛</w:t>
       </w:r>
     </w:p>
     <w:p>
@@ -1109,72 +1308,126 @@
         <w:rPr>
           <w:lang w:val="zh_TW" w:bidi="zh_TW"/>
         </w:rPr>
-        <w:t>保羅認為，解決罪的方法在於信徒與基督同死——對罪、對自我、對世界的死。與此同時，充滿大能的聖靈使人的生命從內裡更新，將人塑造成為基督的樣式，成為新造的人（</w:t>
-      </w:r>
-      <w:hyperlink r:id="rId52">
-        <w:r>
-          <w:rPr>
-            <w:lang w:val="zh_TW" w:bidi="zh_TW"/>
-          </w:rPr>
-          <w:rPr>
-            <w:color w:val="0000EE"/>
-            <w:u w:val="single"/>
-          </w:rPr>
-          <w:t>羅3:21–26</w:t>
-        </w:r>
-      </w:hyperlink>
-      <w:r>
-        <w:rPr>
-          <w:lang w:val="zh_TW" w:bidi="zh_TW"/>
-        </w:rPr>
-        <w:t>，</w:t>
-      </w:r>
-      <w:hyperlink r:id="rId53">
-        <w:r>
-          <w:rPr>
-            <w:lang w:val="zh_TW" w:bidi="zh_TW"/>
-          </w:rPr>
-          <w:rPr>
-            <w:color w:val="0000EE"/>
-            <w:u w:val="single"/>
-          </w:rPr>
-          <w:t>5:6–9</w:t>
-        </w:r>
-      </w:hyperlink>
-      <w:r>
-        <w:rPr>
-          <w:lang w:val="zh_TW" w:bidi="zh_TW"/>
-        </w:rPr>
-        <w:t>、</w:t>
-      </w:r>
-      <w:hyperlink r:id="rId54">
-        <w:r>
-          <w:rPr>
-            <w:lang w:val="zh_TW" w:bidi="zh_TW"/>
-          </w:rPr>
-          <w:rPr>
-            <w:color w:val="0000EE"/>
-            <w:u w:val="single"/>
-          </w:rPr>
-          <w:t>6</w:t>
-        </w:r>
-      </w:hyperlink>
-      <w:r>
-        <w:rPr>
-          <w:lang w:val="zh_TW" w:bidi="zh_TW"/>
-        </w:rPr>
-        <w:t>，</w:t>
-      </w:r>
-      <w:hyperlink r:id="rId55">
-        <w:r>
-          <w:rPr>
-            <w:lang w:val="zh_TW" w:bidi="zh_TW"/>
-          </w:rPr>
-          <w:rPr>
-            <w:color w:val="0000EE"/>
-            <w:u w:val="single"/>
-          </w:rPr>
-          <w:t>8:1–4、28–29</w:t>
+        <w:t>在舊約聖經時代，透過對違約者施加詛咒來保護契約或條約的做法相當普遍。有時立約會以切開牲畜作為印記，立約的雙方要從被切開的牲畜中間走過；被宰的牲畜象徵違約者將會遭受的咒詛。神與族長亞伯拉罕立約時表明，若祂違背這約，祂就願意讓這樣的咒詛臨到自己（</w:t>
+      </w:r>
+      <w:hyperlink r:id="rId64">
+        <w:r>
+          <w:rPr>
+            <w:lang w:val="zh_TW" w:bidi="zh_TW"/>
+          </w:rPr>
+          <w:rPr>
+            <w:color w:val="0000EE"/>
+            <w:u w:val="single"/>
+          </w:rPr>
+          <w:t>創15:7–21</w:t>
+        </w:r>
+      </w:hyperlink>
+      <w:r>
+        <w:rPr>
+          <w:lang w:val="zh_TW" w:bidi="zh_TW"/>
+        </w:rPr>
+        <w:t>）。後來，神指控以色列的首領和百姓違背祂與他們所立的約，並警告違約後必然臨到的後果（</w:t>
+      </w:r>
+      <w:hyperlink r:id="rId65">
+        <w:r>
+          <w:rPr>
+            <w:lang w:val="zh_TW" w:bidi="zh_TW"/>
+          </w:rPr>
+          <w:rPr>
+            <w:color w:val="0000EE"/>
+            <w:u w:val="single"/>
+          </w:rPr>
+          <w:t>耶34:18–19</w:t>
+        </w:r>
+      </w:hyperlink>
+      <w:r>
+        <w:rPr>
+          <w:lang w:val="zh_TW" w:bidi="zh_TW"/>
+        </w:rPr>
+        <w:t>）。神在西奈山與以色列所立之約的核心部分，在於守約人的必蒙賜福，而違約的人必受咒詛（</w:t>
+      </w:r>
+      <w:hyperlink r:id="rId66">
+        <w:r>
+          <w:rPr>
+            <w:lang w:val="zh_TW" w:bidi="zh_TW"/>
+          </w:rPr>
+          <w:rPr>
+            <w:color w:val="0000EE"/>
+            <w:u w:val="single"/>
+          </w:rPr>
+          <w:t>申11:26–28，</w:t>
+        </w:r>
+      </w:hyperlink>
+      <w:hyperlink r:id="rId67">
+        <w:r>
+          <w:rPr>
+            <w:lang w:val="zh_TW" w:bidi="zh_TW"/>
+          </w:rPr>
+          <w:rPr>
+            <w:color w:val="0000EE"/>
+            <w:u w:val="single"/>
+          </w:rPr>
+          <w:t>27:15–26，</w:t>
+        </w:r>
+      </w:hyperlink>
+      <w:hyperlink r:id="rId68">
+        <w:r>
+          <w:rPr>
+            <w:lang w:val="zh_TW" w:bidi="zh_TW"/>
+          </w:rPr>
+          <w:rPr>
+            <w:color w:val="0000EE"/>
+            <w:u w:val="single"/>
+          </w:rPr>
+          <w:t>28:15–68，</w:t>
+        </w:r>
+      </w:hyperlink>
+      <w:hyperlink r:id="rId69">
+        <w:r>
+          <w:rPr>
+            <w:lang w:val="zh_TW" w:bidi="zh_TW"/>
+          </w:rPr>
+          <w:rPr>
+            <w:color w:val="0000EE"/>
+            <w:u w:val="single"/>
+          </w:rPr>
+          <w:t>30:19</w:t>
+        </w:r>
+      </w:hyperlink>
+      <w:r>
+        <w:rPr>
+          <w:lang w:val="zh_TW" w:bidi="zh_TW"/>
+        </w:rPr>
+        <w:t>；參</w:t>
+      </w:r>
+      <w:hyperlink r:id="rId70">
+        <w:r>
+          <w:rPr>
+            <w:lang w:val="zh_TW" w:bidi="zh_TW"/>
+          </w:rPr>
+          <w:rPr>
+            <w:color w:val="0000EE"/>
+            <w:u w:val="single"/>
+          </w:rPr>
+          <w:t>利26:3–39</w:t>
+        </w:r>
+      </w:hyperlink>
+      <w:r>
+        <w:rPr>
+          <w:lang w:val="zh_TW" w:bidi="zh_TW"/>
+        </w:rPr>
+        <w:t>）。在先知耶利米和以西結的時代，以色列確實遭受這些咒詛；包括君王在內的違約者皆面臨著咒詛的威脅（</w:t>
+      </w:r>
+      <w:hyperlink r:id="rId71">
+        <w:r>
+          <w:rPr>
+            <w:lang w:val="zh_TW" w:bidi="zh_TW"/>
+          </w:rPr>
+          <w:rPr>
+            <w:color w:val="0000EE"/>
+            <w:u w:val="single"/>
+          </w:rPr>
+          <w:t>耶11:3</w:t>
         </w:r>
       </w:hyperlink>
       <w:r>
@@ -1183,16 +1436,16 @@
         </w:rPr>
         <w:t>；</w:t>
       </w:r>
-      <w:hyperlink r:id="rId56">
-        <w:r>
-          <w:rPr>
-            <w:lang w:val="zh_TW" w:bidi="zh_TW"/>
-          </w:rPr>
-          <w:rPr>
-            <w:color w:val="0000EE"/>
-            <w:u w:val="single"/>
-          </w:rPr>
-          <w:t>林後5:14–21</w:t>
+      <w:hyperlink r:id="rId72">
+        <w:r>
+          <w:rPr>
+            <w:lang w:val="zh_TW" w:bidi="zh_TW"/>
+          </w:rPr>
+          <w:rPr>
+            <w:color w:val="0000EE"/>
+            <w:u w:val="single"/>
+          </w:rPr>
+          <w:t>結17:11–21</w:t>
         </w:r>
       </w:hyperlink>
       <w:r>
@@ -1200,6 +1453,17 @@
           <w:lang w:val="zh_TW" w:bidi="zh_TW"/>
         </w:rPr>
         <w:t>）。</w:t>
+      </w:r>
+    </w:p>
+    <w:p>
+      <w:pPr>
+        <w:pStyle w:val="Heading4"/>
+      </w:pPr>
+      <w:r>
+        <w:rPr>
+          <w:lang w:val="zh_TW" w:bidi="zh_TW"/>
+        </w:rPr>
+        <w:t>關於「當滅的物」的禁令</w:t>
       </w:r>
     </w:p>
     <w:p>
@@ -1211,6 +1475,463 @@
       </w:r>
       <w:r>
         <w:rPr>
+          <w:lang w:val="zh_TW" w:bidi="zh_TW"/>
+        </w:rPr>
+        <w:t>一種特別的咒詛就是「禁制」或「當滅的物（anathema）」。嚴格來說，這是一種誓，要把受此咒詛的人、牲畜或物件「獻給」神。在某些情況下，祭司可以使用落在禁制之下的物件（</w:t>
+      </w:r>
+      <w:hyperlink r:id="rId73">
+        <w:r>
+          <w:rPr>
+            <w:lang w:val="zh_TW" w:bidi="zh_TW"/>
+          </w:rPr>
+          <w:rPr>
+            <w:color w:val="0000EE"/>
+            <w:u w:val="single"/>
+          </w:rPr>
+          <w:t>民18:14</w:t>
+        </w:r>
+      </w:hyperlink>
+      <w:r>
+        <w:rPr>
+          <w:lang w:val="zh_TW" w:bidi="zh_TW"/>
+        </w:rPr>
+        <w:t>；</w:t>
+      </w:r>
+      <w:hyperlink r:id="rId74">
+        <w:r>
+          <w:rPr>
+            <w:lang w:val="zh_TW" w:bidi="zh_TW"/>
+          </w:rPr>
+          <w:rPr>
+            <w:color w:val="0000EE"/>
+            <w:u w:val="single"/>
+          </w:rPr>
+          <w:t>結44:29</w:t>
+        </w:r>
+      </w:hyperlink>
+      <w:r>
+        <w:rPr>
+          <w:lang w:val="zh_TW" w:bidi="zh_TW"/>
+        </w:rPr>
+        <w:t>），但這規定不適用於活的生命。所有受禁制的人或牲畜，都要獻給神或毀滅（</w:t>
+      </w:r>
+      <w:hyperlink r:id="rId75">
+        <w:r>
+          <w:rPr>
+            <w:lang w:val="zh_TW" w:bidi="zh_TW"/>
+          </w:rPr>
+          <w:rPr>
+            <w:color w:val="0000EE"/>
+            <w:u w:val="single"/>
+          </w:rPr>
+          <w:t>利27:28–29</w:t>
+        </w:r>
+      </w:hyperlink>
+      <w:r>
+        <w:rPr>
+          <w:lang w:val="zh_TW" w:bidi="zh_TW"/>
+        </w:rPr>
+        <w:t>）。在以色列對外邦鄰國的爭戰中，禁制相當常見；有時會把一切都宣告為當滅的物（</w:t>
+      </w:r>
+      <w:hyperlink r:id="rId76">
+        <w:r>
+          <w:rPr>
+            <w:lang w:val="zh_TW" w:bidi="zh_TW"/>
+          </w:rPr>
+          <w:rPr>
+            <w:color w:val="0000EE"/>
+            <w:u w:val="single"/>
+          </w:rPr>
+          <w:t>書6:17–19</w:t>
+        </w:r>
+      </w:hyperlink>
+      <w:r>
+        <w:rPr>
+          <w:lang w:val="zh_TW" w:bidi="zh_TW"/>
+        </w:rPr>
+        <w:t>），但通常只會毀滅人和外邦的偶像（</w:t>
+      </w:r>
+      <w:hyperlink r:id="rId77">
+        <w:r>
+          <w:rPr>
+            <w:lang w:val="zh_TW" w:bidi="zh_TW"/>
+          </w:rPr>
+          <w:rPr>
+            <w:color w:val="0000EE"/>
+            <w:u w:val="single"/>
+          </w:rPr>
+          <w:t>申2:34，</w:t>
+        </w:r>
+      </w:hyperlink>
+      <w:hyperlink r:id="rId78">
+        <w:r>
+          <w:rPr>
+            <w:lang w:val="zh_TW" w:bidi="zh_TW"/>
+          </w:rPr>
+          <w:rPr>
+            <w:color w:val="0000EE"/>
+            <w:u w:val="single"/>
+          </w:rPr>
+          <w:t>3:6，</w:t>
+        </w:r>
+      </w:hyperlink>
+      <w:hyperlink r:id="rId79">
+        <w:r>
+          <w:rPr>
+            <w:lang w:val="zh_TW" w:bidi="zh_TW"/>
+          </w:rPr>
+          <w:rPr>
+            <w:color w:val="0000EE"/>
+            <w:u w:val="single"/>
+          </w:rPr>
+          <w:t>7:2、25–26</w:t>
+        </w:r>
+      </w:hyperlink>
+      <w:r>
+        <w:rPr>
+          <w:lang w:val="zh_TW" w:bidi="zh_TW"/>
+        </w:rPr>
+        <w:t>，連偶像熔化後的金子也不可保留）。若有人違反禁制，保存了當滅的物的任何部分，他自己也就落在禁制之下。亞干因為不尊重加在耶利哥上的禁制，使那咒詛的後果臨到全以色列，直到他承認自己的罪並被處死為止（</w:t>
+      </w:r>
+      <w:hyperlink r:id="rId80">
+        <w:r>
+          <w:rPr>
+            <w:lang w:val="zh_TW" w:bidi="zh_TW"/>
+          </w:rPr>
+          <w:rPr>
+            <w:color w:val="0000EE"/>
+            <w:u w:val="single"/>
+          </w:rPr>
+          <w:t>書7章</w:t>
+        </w:r>
+      </w:hyperlink>
+      <w:r>
+        <w:rPr>
+          <w:lang w:val="zh_TW" w:bidi="zh_TW"/>
+        </w:rPr>
+        <w:t>）。</w:t>
+      </w:r>
+    </w:p>
+    <w:p>
+      <w:pPr/>
+      <w:r>
+        <w:rPr>
+          <w:lang w:val="zh_TW" w:bidi="zh_TW"/>
+        </w:rPr>
+      </w:r>
+      <w:r>
+        <w:rPr>
+          <w:lang w:val="zh_TW" w:bidi="zh_TW"/>
+        </w:rPr>
+        <w:t>猶太人在被擄歸回後，不再以把人處死的方式實行當滅的物（或禁制）的做法；百姓會把違反咒詛的人趕出會眾，使他不再屬於以色列群體（</w:t>
+      </w:r>
+      <w:hyperlink r:id="rId81">
+        <w:r>
+          <w:rPr>
+            <w:lang w:val="zh_TW" w:bidi="zh_TW"/>
+          </w:rPr>
+          <w:rPr>
+            <w:color w:val="0000EE"/>
+            <w:u w:val="single"/>
+          </w:rPr>
+          <w:t>拉10:8</w:t>
+        </w:r>
+      </w:hyperlink>
+      <w:r>
+        <w:rPr>
+          <w:lang w:val="zh_TW" w:bidi="zh_TW"/>
+        </w:rPr>
+        <w:t>）。這表示那人不再屬於神的百姓，被視為「死了」。</w:t>
+      </w:r>
+    </w:p>
+    <w:p>
+      <w:pPr>
+        <w:pStyle w:val="Heading3"/>
+      </w:pPr>
+      <w:r>
+        <w:rPr>
+          <w:lang w:val="zh_TW" w:bidi="zh_TW"/>
+        </w:rPr>
+        <w:t>新約聖經時代的詛咒</w:t>
+      </w:r>
+    </w:p>
+    <w:p>
+      <w:pPr/>
+      <w:r>
+        <w:rPr>
+          <w:lang w:val="zh_TW" w:bidi="zh_TW"/>
+        </w:rPr>
+      </w:r>
+      <w:r>
+        <w:rPr>
+          <w:lang w:val="zh_TW" w:bidi="zh_TW"/>
+        </w:rPr>
+        <w:t>在新約聖經時期，猶太會堂實行逐出會堂（或當滅的物）的做法（</w:t>
+      </w:r>
+      <w:hyperlink r:id="rId82">
+        <w:r>
+          <w:rPr>
+            <w:lang w:val="zh_TW" w:bidi="zh_TW"/>
+          </w:rPr>
+          <w:rPr>
+            <w:color w:val="0000EE"/>
+            <w:u w:val="single"/>
+          </w:rPr>
+          <w:t>路6:22</w:t>
+        </w:r>
+      </w:hyperlink>
+      <w:r>
+        <w:rPr>
+          <w:lang w:val="zh_TW" w:bidi="zh_TW"/>
+        </w:rPr>
+        <w:t>；</w:t>
+      </w:r>
+      <w:hyperlink r:id="rId83">
+        <w:r>
+          <w:rPr>
+            <w:lang w:val="zh_TW" w:bidi="zh_TW"/>
+          </w:rPr>
+          <w:rPr>
+            <w:color w:val="0000EE"/>
+            <w:u w:val="single"/>
+          </w:rPr>
+          <w:t>約9:22，</w:t>
+        </w:r>
+      </w:hyperlink>
+      <w:hyperlink r:id="rId84">
+        <w:r>
+          <w:rPr>
+            <w:lang w:val="zh_TW" w:bidi="zh_TW"/>
+          </w:rPr>
+          <w:rPr>
+            <w:color w:val="0000EE"/>
+            <w:u w:val="single"/>
+          </w:rPr>
+          <w:t>12:42，</w:t>
+        </w:r>
+      </w:hyperlink>
+      <w:hyperlink r:id="rId85">
+        <w:r>
+          <w:rPr>
+            <w:lang w:val="zh_TW" w:bidi="zh_TW"/>
+          </w:rPr>
+          <w:rPr>
+            <w:color w:val="0000EE"/>
+            <w:u w:val="single"/>
+          </w:rPr>
+          <w:t>16:2</w:t>
+        </w:r>
+      </w:hyperlink>
+      <w:r>
+        <w:rPr>
+          <w:lang w:val="zh_TW" w:bidi="zh_TW"/>
+        </w:rPr>
+        <w:t>）。後來，基督徒也會宣告某些人不再屬於蒙救贖的群體（</w:t>
+      </w:r>
+      <w:hyperlink r:id="rId86">
+        <w:r>
+          <w:rPr>
+            <w:lang w:val="zh_TW" w:bidi="zh_TW"/>
+          </w:rPr>
+          <w:rPr>
+            <w:color w:val="0000EE"/>
+            <w:u w:val="single"/>
+          </w:rPr>
+          <w:t>太18:17</w:t>
+        </w:r>
+      </w:hyperlink>
+      <w:r>
+        <w:rPr>
+          <w:lang w:val="zh_TW" w:bidi="zh_TW"/>
+        </w:rPr>
+        <w:t>），或把他們「交給撒但」（</w:t>
+      </w:r>
+      <w:hyperlink r:id="rId87">
+        <w:r>
+          <w:rPr>
+            <w:lang w:val="zh_TW" w:bidi="zh_TW"/>
+          </w:rPr>
+          <w:rPr>
+            <w:color w:val="0000EE"/>
+            <w:u w:val="single"/>
+          </w:rPr>
+          <w:t>林前5:5</w:t>
+        </w:r>
+      </w:hyperlink>
+      <w:r>
+        <w:rPr>
+          <w:lang w:val="zh_TW" w:bidi="zh_TW"/>
+        </w:rPr>
+        <w:t>；</w:t>
+      </w:r>
+      <w:hyperlink r:id="rId88">
+        <w:r>
+          <w:rPr>
+            <w:lang w:val="zh_TW" w:bidi="zh_TW"/>
+          </w:rPr>
+          <w:rPr>
+            <w:color w:val="0000EE"/>
+            <w:u w:val="single"/>
+          </w:rPr>
+          <w:t>提前1:20</w:t>
+        </w:r>
+      </w:hyperlink>
+      <w:r>
+        <w:rPr>
+          <w:lang w:val="zh_TW" w:bidi="zh_TW"/>
+        </w:rPr>
+        <w:t>）。這兩種做法都源自舊約的禁制。不過與舊約的咒詛不同，只要那人悔改，逐出群體的做法就會立刻解除。</w:t>
+      </w:r>
+    </w:p>
+    <w:p>
+      <w:pPr/>
+      <w:r>
+        <w:rPr>
+          <w:lang w:val="zh_TW" w:bidi="zh_TW"/>
+        </w:rPr>
+      </w:r>
+      <w:r>
+        <w:rPr>
+          <w:lang w:val="zh_TW" w:bidi="zh_TW"/>
+        </w:rPr>
+        <w:t>當滅的物的做法等同把人視為「被拒絕」或「被神咒詛」，因此，未歸信前的大數人掃羅曾試圖迫使基督徒藉著咒詛基督來否認祂（參</w:t>
+      </w:r>
+      <w:hyperlink r:id="rId89">
+        <w:r>
+          <w:rPr>
+            <w:lang w:val="zh_TW" w:bidi="zh_TW"/>
+          </w:rPr>
+          <w:rPr>
+            <w:color w:val="0000EE"/>
+            <w:u w:val="single"/>
+          </w:rPr>
+          <w:t>徒26:11</w:t>
+        </w:r>
+      </w:hyperlink>
+      <w:r>
+        <w:rPr>
+          <w:lang w:val="zh_TW" w:bidi="zh_TW"/>
+        </w:rPr>
+        <w:t>）。後來，當保羅（掃羅）成為使徒後，他警告說，凡被神的靈感動說話的人，都不能說耶穌是可咒詛的（</w:t>
+      </w:r>
+      <w:hyperlink r:id="rId90">
+        <w:r>
+          <w:rPr>
+            <w:lang w:val="zh_TW" w:bidi="zh_TW"/>
+          </w:rPr>
+          <w:rPr>
+            <w:color w:val="0000EE"/>
+            <w:u w:val="single"/>
+          </w:rPr>
+          <w:t>林前12:3</w:t>
+        </w:r>
+      </w:hyperlink>
+      <w:r>
+        <w:rPr>
+          <w:lang w:val="zh_TW" w:bidi="zh_TW"/>
+        </w:rPr>
+        <w:t>）。保羅宣告咒詛（注定要受審判與滅亡）任何宣揚與他及眾使徒所傳不同福音之人（</w:t>
+      </w:r>
+      <w:hyperlink r:id="rId91">
+        <w:r>
+          <w:rPr>
+            <w:lang w:val="zh_TW" w:bidi="zh_TW"/>
+          </w:rPr>
+          <w:rPr>
+            <w:color w:val="0000EE"/>
+            <w:u w:val="single"/>
+          </w:rPr>
+          <w:t>加1:8–9</w:t>
+        </w:r>
+      </w:hyperlink>
+      <w:r>
+        <w:rPr>
+          <w:lang w:val="zh_TW" w:bidi="zh_TW"/>
+        </w:rPr>
+        <w:t>）。保羅說，他寧願自己被咒詛，被剝奪救恩，與神的子民隔絕，也希望使他的同胞以色列人得救（</w:t>
+      </w:r>
+      <w:hyperlink r:id="rId92">
+        <w:r>
+          <w:rPr>
+            <w:lang w:val="zh_TW" w:bidi="zh_TW"/>
+          </w:rPr>
+          <w:rPr>
+            <w:color w:val="0000EE"/>
+            <w:u w:val="single"/>
+          </w:rPr>
+          <w:t>羅9:3</w:t>
+        </w:r>
+      </w:hyperlink>
+      <w:r>
+        <w:rPr>
+          <w:lang w:val="zh_TW" w:bidi="zh_TW"/>
+        </w:rPr>
+        <w:t>）。他的心願反映基督的愛——基督甘願在十字架上受苦受死，承擔「律法的詛咒」，好救贖人脫離這咒詛（</w:t>
+      </w:r>
+      <w:hyperlink r:id="rId93">
+        <w:r>
+          <w:rPr>
+            <w:lang w:val="zh_TW" w:bidi="zh_TW"/>
+          </w:rPr>
+          <w:rPr>
+            <w:color w:val="0000EE"/>
+            <w:u w:val="single"/>
+          </w:rPr>
+          <w:t>加3:8–14</w:t>
+        </w:r>
+      </w:hyperlink>
+      <w:r>
+        <w:rPr>
+          <w:lang w:val="zh_TW" w:bidi="zh_TW"/>
+        </w:rPr>
+        <w:t>；參</w:t>
+      </w:r>
+      <w:hyperlink r:id="rId94">
+        <w:r>
+          <w:rPr>
+            <w:lang w:val="zh_TW" w:bidi="zh_TW"/>
+          </w:rPr>
+          <w:rPr>
+            <w:color w:val="0000EE"/>
+            <w:u w:val="single"/>
+          </w:rPr>
+          <w:t>申21:22–23</w:t>
+        </w:r>
+      </w:hyperlink>
+      <w:r>
+        <w:rPr>
+          <w:lang w:val="zh_TW" w:bidi="zh_TW"/>
+        </w:rPr>
+        <w:t>）。新約聖經應許將來有一日「再沒有咒詛」（</w:t>
+      </w:r>
+      <w:hyperlink r:id="rId95">
+        <w:r>
+          <w:rPr>
+            <w:lang w:val="zh_TW" w:bidi="zh_TW"/>
+          </w:rPr>
+          <w:rPr>
+            <w:color w:val="0000EE"/>
+            <w:u w:val="single"/>
+          </w:rPr>
+          <w:t>啟22:3</w:t>
+        </w:r>
+      </w:hyperlink>
+      <w:r>
+        <w:rPr>
+          <w:lang w:val="zh_TW" w:bidi="zh_TW"/>
+        </w:rPr>
+        <w:t>）。</w:t>
+      </w:r>
+    </w:p>
+    <w:p>
+      <w:pPr/>
+      <w:r>
+        <w:rPr>
+          <w:lang w:val="zh_TW" w:bidi="zh_TW"/>
+        </w:rPr>
+      </w:r>
+      <w:r>
+        <w:rPr>
           <w:i/>
           <w:lang w:val="zh_TW" w:bidi="zh_TW"/>
         </w:rPr>
@@ -1220,67 +1941,7 @@
         <w:rPr>
           <w:lang w:val="zh_TW" w:bidi="zh_TW"/>
         </w:rPr>
-        <w:t xml:space="preserve"> </w:t>
-      </w:r>
-      <w:r>
-        <w:rPr>
-          <w:lang w:val="zh_TW" w:bidi="zh_TW"/>
-        </w:rPr>
-        <w:t>肉體</w:t>
-      </w:r>
-      <w:r>
-        <w:rPr>
-          <w:lang w:val="zh_TW" w:bidi="zh_TW"/>
-        </w:rPr>
-        <w:t>；</w:t>
-      </w:r>
-      <w:r>
-        <w:rPr>
-          <w:lang w:val="zh_TW" w:bidi="zh_TW"/>
-        </w:rPr>
-        <w:t>稱義</w:t>
-      </w:r>
-      <w:r>
-        <w:rPr>
-          <w:lang w:val="zh_TW" w:bidi="zh_TW"/>
-        </w:rPr>
-        <w:t>，</w:t>
-      </w:r>
-      <w:r>
-        <w:rPr>
-          <w:lang w:val="zh_TW" w:bidi="zh_TW"/>
-        </w:rPr>
-        <w:t>被</w:t>
-      </w:r>
-      <w:r>
-        <w:rPr>
-          <w:lang w:val="zh_TW" w:bidi="zh_TW"/>
-        </w:rPr>
-        <w:t>稱義</w:t>
-      </w:r>
-      <w:r>
-        <w:rPr>
-          <w:lang w:val="zh_TW" w:bidi="zh_TW"/>
-        </w:rPr>
-        <w:t>；</w:t>
-      </w:r>
-      <w:r>
-        <w:rPr>
-          <w:lang w:val="zh_TW" w:bidi="zh_TW"/>
-        </w:rPr>
-        <w:t>至死的罪</w:t>
-      </w:r>
-      <w:r>
-        <w:rPr>
-          <w:lang w:val="zh_TW" w:bidi="zh_TW"/>
-        </w:rPr>
-        <w:t>；</w:t>
-      </w:r>
-      <w:r>
-        <w:rPr>
-          <w:lang w:val="zh_TW" w:bidi="zh_TW"/>
-        </w:rPr>
-        <w:t>不可赦免的罪</w:t>
+        <w:t>聖戰</w:t>
       </w:r>
       <w:r>
         <w:rPr>

--- a/zht/docx/220.content.docx
+++ b/zht/docx/220.content.docx
@@ -300,18 +300,12 @@
         </w:rPr>
         <w:t>墳墓常以咒詛來防止褻瀆者靠近。王室的銘文也會用詛咒的語句保護，針對任何企圖改動、破壞或違背該命令的人（</w:t>
       </w:r>
-      <w:hyperlink r:id="rId13">
-        <w:r>
-          <w:rPr>
-            <w:lang w:val="zh_TW" w:bidi="zh_TW"/>
-          </w:rPr>
-          <w:rPr>
-            <w:color w:val="0000EE"/>
-            <w:u w:val="single"/>
-          </w:rPr>
-          <w:t>拉6:11–12</w:t>
-        </w:r>
-      </w:hyperlink>
+      <w:r>
+        <w:rPr>
+          <w:lang w:val="zh_TW" w:bidi="zh_TW"/>
+        </w:rPr>
+        <w:t>拉6:11–12</w:t>
+      </w:r>
       <w:r>
         <w:rPr>
           <w:lang w:val="zh_TW" w:bidi="zh_TW"/>
@@ -343,72 +337,48 @@
         </w:rPr>
         <w:t>在以色列人中，有一種咒詛只在神所監察之約的架構之內，才能生效，而人們說出該咒詛是為了彰顯公義。在舊約聖經裡，咒詛是約的關係的重要部分——無論是神與群體、神與個人，或群體之間的關係。違背約的條款，就等於自招約的咒詛。若在其它情況下發出咒詛，咒詛就無效。「麻雀往來，燕子翻飛； 這樣，無故的咒詛也必不臨到」（</w:t>
       </w:r>
-      <w:hyperlink r:id="rId14">
-        <w:r>
-          <w:rPr>
-            <w:lang w:val="zh_TW" w:bidi="zh_TW"/>
-          </w:rPr>
-          <w:rPr>
-            <w:color w:val="0000EE"/>
-            <w:u w:val="single"/>
-          </w:rPr>
-          <w:t>箴26:2</w:t>
-        </w:r>
-      </w:hyperlink>
+      <w:r>
+        <w:rPr>
+          <w:lang w:val="zh_TW" w:bidi="zh_TW"/>
+        </w:rPr>
+        <w:t>箴26:2</w:t>
+      </w:r>
       <w:r>
         <w:rPr>
           <w:lang w:val="zh_TW" w:bidi="zh_TW"/>
         </w:rPr>
         <w:t>）。人可以藉著宣告祝福而撤回咒詛（</w:t>
       </w:r>
-      <w:hyperlink r:id="rId15">
-        <w:r>
-          <w:rPr>
-            <w:lang w:val="zh_TW" w:bidi="zh_TW"/>
-          </w:rPr>
-          <w:rPr>
-            <w:color w:val="0000EE"/>
-            <w:u w:val="single"/>
-          </w:rPr>
-          <w:t>出12:32</w:t>
-        </w:r>
-      </w:hyperlink>
+      <w:r>
+        <w:rPr>
+          <w:lang w:val="zh_TW" w:bidi="zh_TW"/>
+        </w:rPr>
+        <w:t>出12:32</w:t>
+      </w:r>
       <w:r>
         <w:rPr>
           <w:lang w:val="zh_TW" w:bidi="zh_TW"/>
         </w:rPr>
         <w:t>；</w:t>
       </w:r>
-      <w:hyperlink r:id="rId16">
-        <w:r>
-          <w:rPr>
-            <w:lang w:val="zh_TW" w:bidi="zh_TW"/>
-          </w:rPr>
-          <w:rPr>
-            <w:color w:val="0000EE"/>
-            <w:u w:val="single"/>
-          </w:rPr>
-          <w:t>士17:1–2</w:t>
-        </w:r>
-      </w:hyperlink>
+      <w:r>
+        <w:rPr>
+          <w:lang w:val="zh_TW" w:bidi="zh_TW"/>
+        </w:rPr>
+        <w:t>士17:1–2</w:t>
+      </w:r>
       <w:r>
         <w:rPr>
           <w:lang w:val="zh_TW" w:bidi="zh_TW"/>
         </w:rPr>
         <w:t>；</w:t>
       </w:r>
-      <w:hyperlink r:id="rId17">
-        <w:r>
-          <w:rPr>
-            <w:lang w:val="zh_TW" w:bidi="zh_TW"/>
-          </w:rPr>
-          <w:rPr>
-            <w:color w:val="0000EE"/>
-            <w:u w:val="single"/>
-          </w:rPr>
-          <w:t>撒下21:1–3</w:t>
-        </w:r>
-      </w:hyperlink>
+      <w:r>
+        <w:rPr>
+          <w:lang w:val="zh_TW" w:bidi="zh_TW"/>
+        </w:rPr>
+        <w:t>撒下21:1–3</w:t>
+      </w:r>
       <w:r>
         <w:rPr>
           <w:lang w:val="zh_TW" w:bidi="zh_TW"/>
@@ -429,252 +399,168 @@
         </w:rPr>
         <w:t>摩西的律法禁止人咒詛父母（</w:t>
       </w:r>
-      <w:hyperlink r:id="rId18">
-        <w:r>
-          <w:rPr>
-            <w:lang w:val="zh_TW" w:bidi="zh_TW"/>
-          </w:rPr>
-          <w:rPr>
-            <w:color w:val="0000EE"/>
-            <w:u w:val="single"/>
-          </w:rPr>
-          <w:t>出21:17</w:t>
-        </w:r>
-      </w:hyperlink>
+      <w:r>
+        <w:rPr>
+          <w:lang w:val="zh_TW" w:bidi="zh_TW"/>
+        </w:rPr>
+        <w:t>出21:17</w:t>
+      </w:r>
       <w:r>
         <w:rPr>
           <w:lang w:val="zh_TW" w:bidi="zh_TW"/>
         </w:rPr>
         <w:t>；參</w:t>
       </w:r>
-      <w:hyperlink r:id="rId19">
-        <w:r>
-          <w:rPr>
-            <w:lang w:val="zh_TW" w:bidi="zh_TW"/>
-          </w:rPr>
-          <w:rPr>
-            <w:color w:val="0000EE"/>
-            <w:u w:val="single"/>
-          </w:rPr>
-          <w:t>箴20:20</w:t>
-        </w:r>
-      </w:hyperlink>
+      <w:r>
+        <w:rPr>
+          <w:lang w:val="zh_TW" w:bidi="zh_TW"/>
+        </w:rPr>
+        <w:t>箴20:20</w:t>
+      </w:r>
       <w:r>
         <w:rPr>
           <w:lang w:val="zh_TW" w:bidi="zh_TW"/>
         </w:rPr>
         <w:t>；</w:t>
       </w:r>
-      <w:hyperlink r:id="rId20">
-        <w:r>
-          <w:rPr>
-            <w:lang w:val="zh_TW" w:bidi="zh_TW"/>
-          </w:rPr>
-          <w:rPr>
-            <w:color w:val="0000EE"/>
-            <w:u w:val="single"/>
-          </w:rPr>
-          <w:t>太15:4</w:t>
-        </w:r>
-      </w:hyperlink>
+      <w:r>
+        <w:rPr>
+          <w:lang w:val="zh_TW" w:bidi="zh_TW"/>
+        </w:rPr>
+        <w:t>太15:4</w:t>
+      </w:r>
       <w:r>
         <w:rPr>
           <w:lang w:val="zh_TW" w:bidi="zh_TW"/>
         </w:rPr>
         <w:t>）、咒詛掌權者（</w:t>
       </w:r>
-      <w:hyperlink r:id="rId21">
-        <w:r>
-          <w:rPr>
-            <w:lang w:val="zh_TW" w:bidi="zh_TW"/>
-          </w:rPr>
-          <w:rPr>
-            <w:color w:val="0000EE"/>
-            <w:u w:val="single"/>
-          </w:rPr>
-          <w:t>出22:28</w:t>
-        </w:r>
-      </w:hyperlink>
+      <w:r>
+        <w:rPr>
+          <w:lang w:val="zh_TW" w:bidi="zh_TW"/>
+        </w:rPr>
+        <w:t>出22:28</w:t>
+      </w:r>
       <w:r>
         <w:rPr>
           <w:lang w:val="zh_TW" w:bidi="zh_TW"/>
         </w:rPr>
         <w:t>），以及咒詛聾子（</w:t>
       </w:r>
-      <w:hyperlink r:id="rId22">
-        <w:r>
-          <w:rPr>
-            <w:lang w:val="zh_TW" w:bidi="zh_TW"/>
-          </w:rPr>
-          <w:rPr>
-            <w:color w:val="0000EE"/>
-            <w:u w:val="single"/>
-          </w:rPr>
-          <w:t>利19:14</w:t>
-        </w:r>
-      </w:hyperlink>
+      <w:r>
+        <w:rPr>
+          <w:lang w:val="zh_TW" w:bidi="zh_TW"/>
+        </w:rPr>
+        <w:t>利19:14</w:t>
+      </w:r>
       <w:r>
         <w:rPr>
           <w:lang w:val="zh_TW" w:bidi="zh_TW"/>
         </w:rPr>
         <w:t>）。一個懷疑妻子不忠的男人，可以要求她接受祭司所施行的試驗，若她有罪，這試驗便會使咒詛臨到她（</w:t>
       </w:r>
-      <w:hyperlink r:id="rId23">
-        <w:r>
-          <w:rPr>
-            <w:lang w:val="zh_TW" w:bidi="zh_TW"/>
-          </w:rPr>
-          <w:rPr>
-            <w:color w:val="0000EE"/>
-            <w:u w:val="single"/>
-          </w:rPr>
-          <w:t>民5:11–31</w:t>
-        </w:r>
-      </w:hyperlink>
+      <w:r>
+        <w:rPr>
+          <w:lang w:val="zh_TW" w:bidi="zh_TW"/>
+        </w:rPr>
+        <w:t>民5:11–31</w:t>
+      </w:r>
       <w:r>
         <w:rPr>
           <w:lang w:val="zh_TW" w:bidi="zh_TW"/>
         </w:rPr>
         <w:t>）。人有時會為了證明自己所說或所起的誓是真實的，而向自己宣告咒詛（</w:t>
       </w:r>
-      <w:hyperlink r:id="rId24">
-        <w:r>
-          <w:rPr>
-            <w:lang w:val="zh_TW" w:bidi="zh_TW"/>
-          </w:rPr>
-          <w:rPr>
-            <w:color w:val="0000EE"/>
-            <w:u w:val="single"/>
-          </w:rPr>
-          <w:t>民5:19–22</w:t>
-        </w:r>
-      </w:hyperlink>
+      <w:r>
+        <w:rPr>
+          <w:lang w:val="zh_TW" w:bidi="zh_TW"/>
+        </w:rPr>
+        <w:t>民5:19–22</w:t>
+      </w:r>
       <w:r>
         <w:rPr>
           <w:lang w:val="zh_TW" w:bidi="zh_TW"/>
         </w:rPr>
         <w:t>；</w:t>
       </w:r>
-      <w:hyperlink r:id="rId25">
-        <w:r>
-          <w:rPr>
-            <w:lang w:val="zh_TW" w:bidi="zh_TW"/>
-          </w:rPr>
-          <w:rPr>
-            <w:color w:val="0000EE"/>
-            <w:u w:val="single"/>
-          </w:rPr>
-          <w:t>伯31:7–10、16–22</w:t>
-        </w:r>
-      </w:hyperlink>
+      <w:r>
+        <w:rPr>
+          <w:lang w:val="zh_TW" w:bidi="zh_TW"/>
+        </w:rPr>
+        <w:t>伯31:7–10、16–22</w:t>
+      </w:r>
       <w:r>
         <w:rPr>
           <w:lang w:val="zh_TW" w:bidi="zh_TW"/>
         </w:rPr>
         <w:t>；</w:t>
       </w:r>
-      <w:hyperlink r:id="rId26">
-        <w:r>
-          <w:rPr>
-            <w:lang w:val="zh_TW" w:bidi="zh_TW"/>
-          </w:rPr>
-          <w:rPr>
-            <w:color w:val="0000EE"/>
-            <w:u w:val="single"/>
-          </w:rPr>
-          <w:t>詩137:5–6</w:t>
-        </w:r>
-      </w:hyperlink>
+      <w:r>
+        <w:rPr>
+          <w:lang w:val="zh_TW" w:bidi="zh_TW"/>
+        </w:rPr>
+        <w:t>詩137:5–6</w:t>
+      </w:r>
       <w:r>
         <w:rPr>
           <w:lang w:val="zh_TW" w:bidi="zh_TW"/>
         </w:rPr>
         <w:t>）。在新約聖經中，使徒彼得否認自己認識耶穌時，也沿襲舊約的慣例使用咒詛（</w:t>
       </w:r>
-      <w:hyperlink r:id="rId27">
-        <w:r>
-          <w:rPr>
-            <w:lang w:val="zh_TW" w:bidi="zh_TW"/>
-          </w:rPr>
-          <w:rPr>
-            <w:color w:val="0000EE"/>
-            <w:u w:val="single"/>
-          </w:rPr>
-          <w:t>可14:71</w:t>
-        </w:r>
-      </w:hyperlink>
+      <w:r>
+        <w:rPr>
+          <w:lang w:val="zh_TW" w:bidi="zh_TW"/>
+        </w:rPr>
+        <w:t>可14:71</w:t>
+      </w:r>
       <w:r>
         <w:rPr>
           <w:lang w:val="zh_TW" w:bidi="zh_TW"/>
         </w:rPr>
         <w:t>）。有些想要殺害使徒保羅的人，亦以這種嚴肅的咒詛表明決心（</w:t>
       </w:r>
-      <w:hyperlink r:id="rId28">
-        <w:r>
-          <w:rPr>
-            <w:lang w:val="zh_TW" w:bidi="zh_TW"/>
-          </w:rPr>
-          <w:rPr>
-            <w:color w:val="0000EE"/>
-            <w:u w:val="single"/>
-          </w:rPr>
-          <w:t>徒23:12、14、21</w:t>
-        </w:r>
-      </w:hyperlink>
+      <w:r>
+        <w:rPr>
+          <w:lang w:val="zh_TW" w:bidi="zh_TW"/>
+        </w:rPr>
+        <w:t>徒23:12、14、21</w:t>
+      </w:r>
       <w:r>
         <w:rPr>
           <w:lang w:val="zh_TW" w:bidi="zh_TW"/>
         </w:rPr>
         <w:t>）。咒詛神的人必要受死刑（</w:t>
       </w:r>
-      <w:hyperlink r:id="rId29">
-        <w:r>
-          <w:rPr>
-            <w:lang w:val="zh_TW" w:bidi="zh_TW"/>
-          </w:rPr>
-          <w:rPr>
-            <w:color w:val="0000EE"/>
-            <w:u w:val="single"/>
-          </w:rPr>
-          <w:t>利24:10–16</w:t>
-        </w:r>
-      </w:hyperlink>
+      <w:r>
+        <w:rPr>
+          <w:lang w:val="zh_TW" w:bidi="zh_TW"/>
+        </w:rPr>
+        <w:t>利24:10–16</w:t>
+      </w:r>
       <w:r>
         <w:rPr>
           <w:lang w:val="zh_TW" w:bidi="zh_TW"/>
         </w:rPr>
         <w:t>；參</w:t>
       </w:r>
-      <w:hyperlink r:id="rId21">
-        <w:r>
-          <w:rPr>
-            <w:lang w:val="zh_TW" w:bidi="zh_TW"/>
-          </w:rPr>
-          <w:rPr>
-            <w:color w:val="0000EE"/>
-            <w:u w:val="single"/>
-          </w:rPr>
-          <w:t>出22:28</w:t>
-        </w:r>
-      </w:hyperlink>
+      <w:r>
+        <w:rPr>
+          <w:lang w:val="zh_TW" w:bidi="zh_TW"/>
+        </w:rPr>
+        <w:t>出22:28</w:t>
+      </w:r>
       <w:r>
         <w:rPr>
           <w:lang w:val="zh_TW" w:bidi="zh_TW"/>
         </w:rPr>
         <w:t>；</w:t>
       </w:r>
-      <w:hyperlink r:id="rId30">
-        <w:r>
-          <w:rPr>
-            <w:lang w:val="zh_TW" w:bidi="zh_TW"/>
-          </w:rPr>
-          <w:rPr>
-            <w:color w:val="0000EE"/>
-            <w:u w:val="single"/>
-          </w:rPr>
-          <w:t>賽8:21–22</w:t>
-        </w:r>
-      </w:hyperlink>
+      <w:r>
+        <w:rPr>
+          <w:lang w:val="zh_TW" w:bidi="zh_TW"/>
+        </w:rPr>
+        <w:t>賽8:21–22</w:t>
+      </w:r>
       <w:r>
         <w:rPr>
           <w:lang w:val="zh_TW" w:bidi="zh_TW"/>
@@ -695,330 +581,216 @@
         </w:rPr>
         <w:t>在聖經歷史中，咒詛的例子包括亞當和夏娃在伊甸園墮落之後，神對蛇以及對土地所宣告的咒詛（</w:t>
       </w:r>
-      <w:hyperlink r:id="rId31">
-        <w:r>
-          <w:rPr>
-            <w:lang w:val="zh_TW" w:bidi="zh_TW"/>
-          </w:rPr>
-          <w:rPr>
-            <w:color w:val="0000EE"/>
-            <w:u w:val="single"/>
-          </w:rPr>
-          <w:t>創3:14–19</w:t>
-        </w:r>
-      </w:hyperlink>
+      <w:r>
+        <w:rPr>
+          <w:lang w:val="zh_TW" w:bidi="zh_TW"/>
+        </w:rPr>
+        <w:t>創3:14–19</w:t>
+      </w:r>
       <w:r>
         <w:rPr>
           <w:lang w:val="zh_TW" w:bidi="zh_TW"/>
         </w:rPr>
         <w:t>）；對該隱（</w:t>
       </w:r>
-      <w:hyperlink r:id="rId32">
-        <w:r>
-          <w:rPr>
-            <w:lang w:val="zh_TW" w:bidi="zh_TW"/>
-          </w:rPr>
-          <w:rPr>
-            <w:color w:val="0000EE"/>
-            <w:u w:val="single"/>
-          </w:rPr>
-          <w:t>4:11–12</w:t>
-        </w:r>
-      </w:hyperlink>
+      <w:r>
+        <w:rPr>
+          <w:lang w:val="zh_TW" w:bidi="zh_TW"/>
+        </w:rPr>
+        <w:t>4:11–12</w:t>
+      </w:r>
       <w:r>
         <w:rPr>
           <w:lang w:val="zh_TW" w:bidi="zh_TW"/>
         </w:rPr>
         <w:t>）；對那些咒詛族長亞伯拉罕及其後裔的人（</w:t>
       </w:r>
-      <w:hyperlink r:id="rId33">
-        <w:r>
-          <w:rPr>
-            <w:lang w:val="zh_TW" w:bidi="zh_TW"/>
-          </w:rPr>
-          <w:rPr>
-            <w:color w:val="0000EE"/>
-            <w:u w:val="single"/>
-          </w:rPr>
-          <w:t>12:3</w:t>
-        </w:r>
-      </w:hyperlink>
+      <w:r>
+        <w:rPr>
+          <w:lang w:val="zh_TW" w:bidi="zh_TW"/>
+        </w:rPr>
+        <w:t>12:3</w:t>
+      </w:r>
       <w:r>
         <w:rPr>
           <w:lang w:val="zh_TW" w:bidi="zh_TW"/>
         </w:rPr>
         <w:t>）；以及對那些倚靠人的力量而不倚靠耶和華的人（</w:t>
       </w:r>
-      <w:hyperlink r:id="rId34">
-        <w:r>
-          <w:rPr>
-            <w:lang w:val="zh_TW" w:bidi="zh_TW"/>
-          </w:rPr>
-          <w:rPr>
-            <w:color w:val="0000EE"/>
-            <w:u w:val="single"/>
-          </w:rPr>
-          <w:t>耶17:5</w:t>
-        </w:r>
-      </w:hyperlink>
+      <w:r>
+        <w:rPr>
+          <w:lang w:val="zh_TW" w:bidi="zh_TW"/>
+        </w:rPr>
+        <w:t>耶17:5</w:t>
+      </w:r>
       <w:r>
         <w:rPr>
           <w:lang w:val="zh_TW" w:bidi="zh_TW"/>
         </w:rPr>
         <w:t>）。以色列人往應許之地前行時經過摩押，摩押王巴勒僱用巴蘭來咒詛以色列人；但他和巴蘭都發現，他們無法咒詛神所賜福的人（</w:t>
       </w:r>
-      <w:hyperlink r:id="rId35">
-        <w:r>
-          <w:rPr>
-            <w:lang w:val="zh_TW" w:bidi="zh_TW"/>
-          </w:rPr>
-          <w:rPr>
-            <w:color w:val="0000EE"/>
-            <w:u w:val="single"/>
-          </w:rPr>
-          <w:t>民22–24章</w:t>
-        </w:r>
-      </w:hyperlink>
+      <w:r>
+        <w:rPr>
+          <w:lang w:val="zh_TW" w:bidi="zh_TW"/>
+        </w:rPr>
+        <w:t>民22–24章</w:t>
+      </w:r>
       <w:r>
         <w:rPr>
           <w:lang w:val="zh_TW" w:bidi="zh_TW"/>
         </w:rPr>
         <w:t>）。約書亞咒詛任何試圖重建耶利哥的人（</w:t>
       </w:r>
-      <w:hyperlink r:id="rId36">
-        <w:r>
-          <w:rPr>
-            <w:lang w:val="zh_TW" w:bidi="zh_TW"/>
-          </w:rPr>
-          <w:rPr>
-            <w:color w:val="0000EE"/>
-            <w:u w:val="single"/>
-          </w:rPr>
-          <w:t>書6:26</w:t>
-        </w:r>
-      </w:hyperlink>
+      <w:r>
+        <w:rPr>
+          <w:lang w:val="zh_TW" w:bidi="zh_TW"/>
+        </w:rPr>
+        <w:t>書6:26</w:t>
+      </w:r>
       <w:r>
         <w:rPr>
           <w:lang w:val="zh_TW" w:bidi="zh_TW"/>
         </w:rPr>
         <w:t>；在</w:t>
       </w:r>
-      <w:hyperlink r:id="rId37">
-        <w:r>
-          <w:rPr>
-            <w:lang w:val="zh_TW" w:bidi="zh_TW"/>
-          </w:rPr>
-          <w:rPr>
-            <w:color w:val="0000EE"/>
-            <w:u w:val="single"/>
-          </w:rPr>
-          <w:t>王上16:34</w:t>
-        </w:r>
-      </w:hyperlink>
+      <w:r>
+        <w:rPr>
+          <w:lang w:val="zh_TW" w:bidi="zh_TW"/>
+        </w:rPr>
+        <w:t>王上16:34</w:t>
+      </w:r>
       <w:r>
         <w:rPr>
           <w:lang w:val="zh_TW" w:bidi="zh_TW"/>
         </w:rPr>
         <w:t>得以應驗）。掃羅王所發的咒詛，幾乎使他的兒子約拿單喪命（</w:t>
       </w:r>
-      <w:hyperlink r:id="rId38">
-        <w:r>
-          <w:rPr>
-            <w:lang w:val="zh_TW" w:bidi="zh_TW"/>
-          </w:rPr>
-          <w:rPr>
-            <w:color w:val="0000EE"/>
-            <w:u w:val="single"/>
-          </w:rPr>
-          <w:t>撒上14:24、43–45</w:t>
-        </w:r>
-      </w:hyperlink>
+      <w:r>
+        <w:rPr>
+          <w:lang w:val="zh_TW" w:bidi="zh_TW"/>
+        </w:rPr>
+        <w:t>撒上14:24、43–45</w:t>
+      </w:r>
       <w:r>
         <w:rPr>
           <w:lang w:val="zh_TW" w:bidi="zh_TW"/>
         </w:rPr>
         <w:t>）。舊約聖經還提到許多其它咒詛（例：</w:t>
       </w:r>
-      <w:hyperlink r:id="rId39">
-        <w:r>
-          <w:rPr>
-            <w:lang w:val="zh_TW" w:bidi="zh_TW"/>
-          </w:rPr>
-          <w:rPr>
-            <w:color w:val="0000EE"/>
-            <w:u w:val="single"/>
-          </w:rPr>
-          <w:t>創9:25，</w:t>
-        </w:r>
-      </w:hyperlink>
-      <w:hyperlink r:id="rId40">
-        <w:r>
-          <w:rPr>
-            <w:lang w:val="zh_TW" w:bidi="zh_TW"/>
-          </w:rPr>
-          <w:rPr>
-            <w:color w:val="0000EE"/>
-            <w:u w:val="single"/>
-          </w:rPr>
-          <w:t>49:5–7</w:t>
-        </w:r>
-      </w:hyperlink>
+      <w:r>
+        <w:rPr>
+          <w:lang w:val="zh_TW" w:bidi="zh_TW"/>
+        </w:rPr>
+        <w:t>創9:25，</w:t>
+      </w:r>
+      <w:r>
+        <w:rPr>
+          <w:lang w:val="zh_TW" w:bidi="zh_TW"/>
+        </w:rPr>
+        <w:t>49:5–7</w:t>
+      </w:r>
       <w:r>
         <w:rPr>
           <w:lang w:val="zh_TW" w:bidi="zh_TW"/>
         </w:rPr>
         <w:t>；</w:t>
       </w:r>
-      <w:hyperlink r:id="rId41">
-        <w:r>
-          <w:rPr>
-            <w:lang w:val="zh_TW" w:bidi="zh_TW"/>
-          </w:rPr>
-          <w:rPr>
-            <w:color w:val="0000EE"/>
-            <w:u w:val="single"/>
-          </w:rPr>
-          <w:t>書9:22–23</w:t>
-        </w:r>
-      </w:hyperlink>
+      <w:r>
+        <w:rPr>
+          <w:lang w:val="zh_TW" w:bidi="zh_TW"/>
+        </w:rPr>
+        <w:t>書9:22–23</w:t>
+      </w:r>
       <w:r>
         <w:rPr>
           <w:lang w:val="zh_TW" w:bidi="zh_TW"/>
         </w:rPr>
         <w:t>；</w:t>
       </w:r>
-      <w:hyperlink r:id="rId42">
-        <w:r>
-          <w:rPr>
-            <w:lang w:val="zh_TW" w:bidi="zh_TW"/>
-          </w:rPr>
-          <w:rPr>
-            <w:color w:val="0000EE"/>
-            <w:u w:val="single"/>
-          </w:rPr>
-          <w:t>士9:7–21、57</w:t>
-        </w:r>
-      </w:hyperlink>
+      <w:r>
+        <w:rPr>
+          <w:lang w:val="zh_TW" w:bidi="zh_TW"/>
+        </w:rPr>
+        <w:t>士9:7–21、57</w:t>
+      </w:r>
       <w:r>
         <w:rPr>
           <w:lang w:val="zh_TW" w:bidi="zh_TW"/>
         </w:rPr>
         <w:t>；</w:t>
       </w:r>
-      <w:hyperlink r:id="rId43">
-        <w:r>
-          <w:rPr>
-            <w:lang w:val="zh_TW" w:bidi="zh_TW"/>
-          </w:rPr>
-          <w:rPr>
-            <w:color w:val="0000EE"/>
-            <w:u w:val="single"/>
-          </w:rPr>
-          <w:t>撒下16:5–13</w:t>
-        </w:r>
-      </w:hyperlink>
+      <w:r>
+        <w:rPr>
+          <w:lang w:val="zh_TW" w:bidi="zh_TW"/>
+        </w:rPr>
+        <w:t>撒下16:5–13</w:t>
+      </w:r>
       <w:r>
         <w:rPr>
           <w:lang w:val="zh_TW" w:bidi="zh_TW"/>
         </w:rPr>
         <w:t>；</w:t>
       </w:r>
-      <w:hyperlink r:id="rId44">
-        <w:r>
-          <w:rPr>
-            <w:lang w:val="zh_TW" w:bidi="zh_TW"/>
-          </w:rPr>
-          <w:rPr>
-            <w:color w:val="0000EE"/>
-            <w:u w:val="single"/>
-          </w:rPr>
-          <w:t>王上21:17–24</w:t>
-        </w:r>
-      </w:hyperlink>
+      <w:r>
+        <w:rPr>
+          <w:lang w:val="zh_TW" w:bidi="zh_TW"/>
+        </w:rPr>
+        <w:t>王上21:17–24</w:t>
+      </w:r>
       <w:r>
         <w:rPr>
           <w:lang w:val="zh_TW" w:bidi="zh_TW"/>
         </w:rPr>
         <w:t>；</w:t>
       </w:r>
-      <w:hyperlink r:id="rId45">
-        <w:r>
-          <w:rPr>
-            <w:lang w:val="zh_TW" w:bidi="zh_TW"/>
-          </w:rPr>
-          <w:rPr>
-            <w:color w:val="0000EE"/>
-            <w:u w:val="single"/>
-          </w:rPr>
-          <w:t>王下2:24</w:t>
-        </w:r>
-      </w:hyperlink>
+      <w:r>
+        <w:rPr>
+          <w:lang w:val="zh_TW" w:bidi="zh_TW"/>
+        </w:rPr>
+        <w:t>王下2:24</w:t>
+      </w:r>
       <w:r>
         <w:rPr>
           <w:lang w:val="zh_TW" w:bidi="zh_TW"/>
         </w:rPr>
         <w:t>；</w:t>
       </w:r>
-      <w:hyperlink r:id="rId46">
-        <w:r>
-          <w:rPr>
-            <w:lang w:val="zh_TW" w:bidi="zh_TW"/>
-          </w:rPr>
-          <w:rPr>
-            <w:color w:val="0000EE"/>
-            <w:u w:val="single"/>
-          </w:rPr>
-          <w:t>瑪2:2，</w:t>
-        </w:r>
-      </w:hyperlink>
-      <w:hyperlink r:id="rId47">
-        <w:r>
-          <w:rPr>
-            <w:lang w:val="zh_TW" w:bidi="zh_TW"/>
-          </w:rPr>
-          <w:rPr>
-            <w:color w:val="0000EE"/>
-            <w:u w:val="single"/>
-          </w:rPr>
-          <w:t>4:6</w:t>
-        </w:r>
-      </w:hyperlink>
+      <w:r>
+        <w:rPr>
+          <w:lang w:val="zh_TW" w:bidi="zh_TW"/>
+        </w:rPr>
+        <w:t>瑪2:2，</w:t>
+      </w:r>
+      <w:r>
+        <w:rPr>
+          <w:lang w:val="zh_TW" w:bidi="zh_TW"/>
+        </w:rPr>
+        <w:t>4:6</w:t>
+      </w:r>
       <w:r>
         <w:rPr>
           <w:lang w:val="zh_TW" w:bidi="zh_TW"/>
         </w:rPr>
         <w:t>）。宣告「禍哉」（有英文譯本作destruction〔毀滅〕）也是詛咒的措辭（</w:t>
       </w:r>
-      <w:hyperlink r:id="rId48">
-        <w:r>
-          <w:rPr>
-            <w:lang w:val="zh_TW" w:bidi="zh_TW"/>
-          </w:rPr>
-          <w:rPr>
-            <w:color w:val="0000EE"/>
-            <w:u w:val="single"/>
-          </w:rPr>
-          <w:t>賽5:8–23</w:t>
-        </w:r>
-      </w:hyperlink>
+      <w:r>
+        <w:rPr>
+          <w:lang w:val="zh_TW" w:bidi="zh_TW"/>
+        </w:rPr>
+        <w:t>賽5:8–23</w:t>
+      </w:r>
       <w:r>
         <w:rPr>
           <w:lang w:val="zh_TW" w:bidi="zh_TW"/>
         </w:rPr>
         <w:t>；參</w:t>
       </w:r>
-      <w:hyperlink r:id="rId49">
-        <w:r>
-          <w:rPr>
-            <w:lang w:val="zh_TW" w:bidi="zh_TW"/>
-          </w:rPr>
-          <w:rPr>
-            <w:color w:val="0000EE"/>
-            <w:u w:val="single"/>
-          </w:rPr>
-          <w:t>太23:13–33</w:t>
-        </w:r>
-      </w:hyperlink>
+      <w:r>
+        <w:rPr>
+          <w:lang w:val="zh_TW" w:bidi="zh_TW"/>
+        </w:rPr>
+        <w:t>太23:13–33</w:t>
+      </w:r>
       <w:r>
         <w:rPr>
           <w:lang w:val="zh_TW" w:bidi="zh_TW"/>
@@ -1033,252 +805,168 @@
           <w:lang w:val="zh_TW" w:bidi="zh_TW"/>
         </w:rPr>
       </w:r>
-      <w:hyperlink r:id="rId50">
-        <w:r>
-          <w:rPr>
-            <w:lang w:val="zh_TW" w:bidi="zh_TW"/>
-          </w:rPr>
-          <w:rPr>
-            <w:color w:val="0000EE"/>
-            <w:u w:val="single"/>
-          </w:rPr>
-          <w:t>詩篇一〇九篇</w:t>
-        </w:r>
-      </w:hyperlink>
+      <w:r>
+        <w:rPr>
+          <w:lang w:val="zh_TW" w:bidi="zh_TW"/>
+        </w:rPr>
+        <w:t>詩篇一〇九篇</w:t>
+      </w:r>
       <w:r>
         <w:rPr>
           <w:lang w:val="zh_TW" w:bidi="zh_TW"/>
         </w:rPr>
         <w:t>包含一段長篇的咒詛，針對詩人的敵人，顯然因為他們用虛假的言語攻擊他（另見</w:t>
       </w:r>
-      <w:hyperlink r:id="rId51">
-        <w:r>
-          <w:rPr>
-            <w:lang w:val="zh_TW" w:bidi="zh_TW"/>
-          </w:rPr>
-          <w:rPr>
-            <w:color w:val="0000EE"/>
-            <w:u w:val="single"/>
-          </w:rPr>
-          <w:t>詩58:6–11</w:t>
-        </w:r>
-      </w:hyperlink>
+      <w:r>
+        <w:rPr>
+          <w:lang w:val="zh_TW" w:bidi="zh_TW"/>
+        </w:rPr>
+        <w:t>詩58:6–11</w:t>
+      </w:r>
       <w:r>
         <w:rPr>
           <w:lang w:val="zh_TW" w:bidi="zh_TW"/>
         </w:rPr>
         <w:t>，</w:t>
       </w:r>
-      <w:hyperlink r:id="rId52">
-        <w:r>
-          <w:rPr>
-            <w:lang w:val="zh_TW" w:bidi="zh_TW"/>
-          </w:rPr>
-          <w:rPr>
-            <w:color w:val="0000EE"/>
-            <w:u w:val="single"/>
-          </w:rPr>
-          <w:t>69:19–28</w:t>
-        </w:r>
-      </w:hyperlink>
+      <w:r>
+        <w:rPr>
+          <w:lang w:val="zh_TW" w:bidi="zh_TW"/>
+        </w:rPr>
+        <w:t>69:19–28</w:t>
+      </w:r>
       <w:r>
         <w:rPr>
           <w:lang w:val="zh_TW" w:bidi="zh_TW"/>
         </w:rPr>
         <w:t>，</w:t>
       </w:r>
-      <w:hyperlink r:id="rId53">
-        <w:r>
-          <w:rPr>
-            <w:lang w:val="zh_TW" w:bidi="zh_TW"/>
-          </w:rPr>
-          <w:rPr>
-            <w:color w:val="0000EE"/>
-            <w:u w:val="single"/>
-          </w:rPr>
-          <w:t>143:12</w:t>
-        </w:r>
-      </w:hyperlink>
+      <w:r>
+        <w:rPr>
+          <w:lang w:val="zh_TW" w:bidi="zh_TW"/>
+        </w:rPr>
+        <w:t>143:12</w:t>
+      </w:r>
       <w:r>
         <w:rPr>
           <w:lang w:val="zh_TW" w:bidi="zh_TW"/>
         </w:rPr>
         <w:t>）。先知耶利米也毫不避忌地求神懲罰折磨他的人（</w:t>
       </w:r>
-      <w:hyperlink r:id="rId54">
-        <w:r>
-          <w:rPr>
-            <w:lang w:val="zh_TW" w:bidi="zh_TW"/>
-          </w:rPr>
-          <w:rPr>
-            <w:color w:val="0000EE"/>
-            <w:u w:val="single"/>
-          </w:rPr>
-          <w:t>耶11:20</w:t>
-        </w:r>
-      </w:hyperlink>
+      <w:r>
+        <w:rPr>
+          <w:lang w:val="zh_TW" w:bidi="zh_TW"/>
+        </w:rPr>
+        <w:t>耶11:20</w:t>
+      </w:r>
       <w:r>
         <w:rPr>
           <w:lang w:val="zh_TW" w:bidi="zh_TW"/>
         </w:rPr>
         <w:t>，</w:t>
       </w:r>
-      <w:hyperlink r:id="rId55">
-        <w:r>
-          <w:rPr>
-            <w:lang w:val="zh_TW" w:bidi="zh_TW"/>
-          </w:rPr>
-          <w:rPr>
-            <w:color w:val="0000EE"/>
-            <w:u w:val="single"/>
-          </w:rPr>
-          <w:t>12:3</w:t>
-        </w:r>
-      </w:hyperlink>
+      <w:r>
+        <w:rPr>
+          <w:lang w:val="zh_TW" w:bidi="zh_TW"/>
+        </w:rPr>
+        <w:t>12:3</w:t>
+      </w:r>
       <w:r>
         <w:rPr>
           <w:lang w:val="zh_TW" w:bidi="zh_TW"/>
         </w:rPr>
         <w:t>，</w:t>
       </w:r>
-      <w:hyperlink r:id="rId56">
-        <w:r>
-          <w:rPr>
-            <w:lang w:val="zh_TW" w:bidi="zh_TW"/>
-          </w:rPr>
-          <w:rPr>
-            <w:color w:val="0000EE"/>
-            <w:u w:val="single"/>
-          </w:rPr>
-          <w:t>15:15</w:t>
-        </w:r>
-      </w:hyperlink>
+      <w:r>
+        <w:rPr>
+          <w:lang w:val="zh_TW" w:bidi="zh_TW"/>
+        </w:rPr>
+        <w:t>15:15</w:t>
+      </w:r>
       <w:r>
         <w:rPr>
           <w:lang w:val="zh_TW" w:bidi="zh_TW"/>
         </w:rPr>
         <w:t>，</w:t>
       </w:r>
-      <w:hyperlink r:id="rId57">
-        <w:r>
-          <w:rPr>
-            <w:lang w:val="zh_TW" w:bidi="zh_TW"/>
-          </w:rPr>
-          <w:rPr>
-            <w:color w:val="0000EE"/>
-            <w:u w:val="single"/>
-          </w:rPr>
-          <w:t>17:18</w:t>
-        </w:r>
-      </w:hyperlink>
+      <w:r>
+        <w:rPr>
+          <w:lang w:val="zh_TW" w:bidi="zh_TW"/>
+        </w:rPr>
+        <w:t>17:18</w:t>
+      </w:r>
       <w:r>
         <w:rPr>
           <w:lang w:val="zh_TW" w:bidi="zh_TW"/>
         </w:rPr>
         <w:t>，</w:t>
       </w:r>
-      <w:hyperlink r:id="rId58">
-        <w:r>
-          <w:rPr>
-            <w:lang w:val="zh_TW" w:bidi="zh_TW"/>
-          </w:rPr>
-          <w:rPr>
-            <w:color w:val="0000EE"/>
-            <w:u w:val="single"/>
-          </w:rPr>
-          <w:t>18:21–22</w:t>
-        </w:r>
-      </w:hyperlink>
+      <w:r>
+        <w:rPr>
+          <w:lang w:val="zh_TW" w:bidi="zh_TW"/>
+        </w:rPr>
+        <w:t>18:21–22</w:t>
+      </w:r>
       <w:r>
         <w:rPr>
           <w:lang w:val="zh_TW" w:bidi="zh_TW"/>
         </w:rPr>
         <w:t>，</w:t>
       </w:r>
-      <w:hyperlink r:id="rId59">
-        <w:r>
-          <w:rPr>
-            <w:lang w:val="zh_TW" w:bidi="zh_TW"/>
-          </w:rPr>
-          <w:rPr>
-            <w:color w:val="0000EE"/>
-            <w:u w:val="single"/>
-          </w:rPr>
-          <w:t>20:11–12</w:t>
-        </w:r>
-      </w:hyperlink>
+      <w:r>
+        <w:rPr>
+          <w:lang w:val="zh_TW" w:bidi="zh_TW"/>
+        </w:rPr>
+        <w:t>20:11–12</w:t>
+      </w:r>
       <w:r>
         <w:rPr>
           <w:lang w:val="zh_TW" w:bidi="zh_TW"/>
         </w:rPr>
         <w:t>），甚至求神不要赦免他們（</w:t>
       </w:r>
-      <w:hyperlink r:id="rId60">
-        <w:r>
-          <w:rPr>
-            <w:lang w:val="zh_TW" w:bidi="zh_TW"/>
-          </w:rPr>
-          <w:rPr>
-            <w:color w:val="0000EE"/>
-            <w:u w:val="single"/>
-          </w:rPr>
-          <w:t>18:23</w:t>
-        </w:r>
-      </w:hyperlink>
+      <w:r>
+        <w:rPr>
+          <w:lang w:val="zh_TW" w:bidi="zh_TW"/>
+        </w:rPr>
+        <w:t>18:23</w:t>
+      </w:r>
       <w:r>
         <w:rPr>
           <w:lang w:val="zh_TW" w:bidi="zh_TW"/>
         </w:rPr>
         <w:t>）。這類針對仇敵的咒詛，對今日的基督徒來說並不容易理解，因為它們與新約聖經的教導形成強烈對比，例如「咒詛你們的，要為他祝福」（</w:t>
       </w:r>
-      <w:hyperlink r:id="rId61">
-        <w:r>
-          <w:rPr>
-            <w:lang w:val="zh_TW" w:bidi="zh_TW"/>
-          </w:rPr>
-          <w:rPr>
-            <w:color w:val="0000EE"/>
-            <w:u w:val="single"/>
-          </w:rPr>
-          <w:t>路6:28</w:t>
-        </w:r>
-      </w:hyperlink>
+      <w:r>
+        <w:rPr>
+          <w:lang w:val="zh_TW" w:bidi="zh_TW"/>
+        </w:rPr>
+        <w:t>路6:28</w:t>
+      </w:r>
       <w:r>
         <w:rPr>
           <w:lang w:val="zh_TW" w:bidi="zh_TW"/>
         </w:rPr>
         <w:t>；參</w:t>
       </w:r>
-      <w:hyperlink r:id="rId62">
-        <w:r>
-          <w:rPr>
-            <w:lang w:val="zh_TW" w:bidi="zh_TW"/>
-          </w:rPr>
-          <w:rPr>
-            <w:color w:val="0000EE"/>
-            <w:u w:val="single"/>
-          </w:rPr>
-          <w:t>羅12:14</w:t>
-        </w:r>
-      </w:hyperlink>
+      <w:r>
+        <w:rPr>
+          <w:lang w:val="zh_TW" w:bidi="zh_TW"/>
+        </w:rPr>
+        <w:t>羅12:14</w:t>
+      </w:r>
       <w:r>
         <w:rPr>
           <w:lang w:val="zh_TW" w:bidi="zh_TW"/>
         </w:rPr>
         <w:t>）。耶穌吩咐門徒「要愛你們的仇敵」（</w:t>
       </w:r>
-      <w:hyperlink r:id="rId63">
-        <w:r>
-          <w:rPr>
-            <w:lang w:val="zh_TW" w:bidi="zh_TW"/>
-          </w:rPr>
-          <w:rPr>
-            <w:color w:val="0000EE"/>
-            <w:u w:val="single"/>
-          </w:rPr>
-          <w:t>太5:44</w:t>
-        </w:r>
-      </w:hyperlink>
+      <w:r>
+        <w:rPr>
+          <w:lang w:val="zh_TW" w:bidi="zh_TW"/>
+        </w:rPr>
+        <w:t>太5:44</w:t>
+      </w:r>
       <w:r>
         <w:rPr>
           <w:lang w:val="zh_TW" w:bidi="zh_TW"/>
@@ -1310,144 +998,90 @@
         </w:rPr>
         <w:t>在舊約聖經時代，透過對違約者施加詛咒來保護契約或條約的做法相當普遍。有時立約會以切開牲畜作為印記，立約的雙方要從被切開的牲畜中間走過；被宰的牲畜象徵違約者將會遭受的咒詛。神與族長亞伯拉罕立約時表明，若祂違背這約，祂就願意讓這樣的咒詛臨到自己（</w:t>
       </w:r>
-      <w:hyperlink r:id="rId64">
-        <w:r>
-          <w:rPr>
-            <w:lang w:val="zh_TW" w:bidi="zh_TW"/>
-          </w:rPr>
-          <w:rPr>
-            <w:color w:val="0000EE"/>
-            <w:u w:val="single"/>
-          </w:rPr>
-          <w:t>創15:7–21</w:t>
-        </w:r>
-      </w:hyperlink>
+      <w:r>
+        <w:rPr>
+          <w:lang w:val="zh_TW" w:bidi="zh_TW"/>
+        </w:rPr>
+        <w:t>創15:7–21</w:t>
+      </w:r>
       <w:r>
         <w:rPr>
           <w:lang w:val="zh_TW" w:bidi="zh_TW"/>
         </w:rPr>
         <w:t>）。後來，神指控以色列的首領和百姓違背祂與他們所立的約，並警告違約後必然臨到的後果（</w:t>
       </w:r>
-      <w:hyperlink r:id="rId65">
-        <w:r>
-          <w:rPr>
-            <w:lang w:val="zh_TW" w:bidi="zh_TW"/>
-          </w:rPr>
-          <w:rPr>
-            <w:color w:val="0000EE"/>
-            <w:u w:val="single"/>
-          </w:rPr>
-          <w:t>耶34:18–19</w:t>
-        </w:r>
-      </w:hyperlink>
+      <w:r>
+        <w:rPr>
+          <w:lang w:val="zh_TW" w:bidi="zh_TW"/>
+        </w:rPr>
+        <w:t>耶34:18–19</w:t>
+      </w:r>
       <w:r>
         <w:rPr>
           <w:lang w:val="zh_TW" w:bidi="zh_TW"/>
         </w:rPr>
         <w:t>）。神在西奈山與以色列所立之約的核心部分，在於守約人的必蒙賜福，而違約的人必受咒詛（</w:t>
       </w:r>
-      <w:hyperlink r:id="rId66">
-        <w:r>
-          <w:rPr>
-            <w:lang w:val="zh_TW" w:bidi="zh_TW"/>
-          </w:rPr>
-          <w:rPr>
-            <w:color w:val="0000EE"/>
-            <w:u w:val="single"/>
-          </w:rPr>
-          <w:t>申11:26–28，</w:t>
-        </w:r>
-      </w:hyperlink>
-      <w:hyperlink r:id="rId67">
-        <w:r>
-          <w:rPr>
-            <w:lang w:val="zh_TW" w:bidi="zh_TW"/>
-          </w:rPr>
-          <w:rPr>
-            <w:color w:val="0000EE"/>
-            <w:u w:val="single"/>
-          </w:rPr>
-          <w:t>27:15–26，</w:t>
-        </w:r>
-      </w:hyperlink>
-      <w:hyperlink r:id="rId68">
-        <w:r>
-          <w:rPr>
-            <w:lang w:val="zh_TW" w:bidi="zh_TW"/>
-          </w:rPr>
-          <w:rPr>
-            <w:color w:val="0000EE"/>
-            <w:u w:val="single"/>
-          </w:rPr>
-          <w:t>28:15–68，</w:t>
-        </w:r>
-      </w:hyperlink>
-      <w:hyperlink r:id="rId69">
-        <w:r>
-          <w:rPr>
-            <w:lang w:val="zh_TW" w:bidi="zh_TW"/>
-          </w:rPr>
-          <w:rPr>
-            <w:color w:val="0000EE"/>
-            <w:u w:val="single"/>
-          </w:rPr>
-          <w:t>30:19</w:t>
-        </w:r>
-      </w:hyperlink>
+      <w:r>
+        <w:rPr>
+          <w:lang w:val="zh_TW" w:bidi="zh_TW"/>
+        </w:rPr>
+        <w:t>申11:26–28，</w:t>
+      </w:r>
+      <w:r>
+        <w:rPr>
+          <w:lang w:val="zh_TW" w:bidi="zh_TW"/>
+        </w:rPr>
+        <w:t>27:15–26，</w:t>
+      </w:r>
+      <w:r>
+        <w:rPr>
+          <w:lang w:val="zh_TW" w:bidi="zh_TW"/>
+        </w:rPr>
+        <w:t>28:15–68，</w:t>
+      </w:r>
+      <w:r>
+        <w:rPr>
+          <w:lang w:val="zh_TW" w:bidi="zh_TW"/>
+        </w:rPr>
+        <w:t>30:19</w:t>
+      </w:r>
       <w:r>
         <w:rPr>
           <w:lang w:val="zh_TW" w:bidi="zh_TW"/>
         </w:rPr>
         <w:t>；參</w:t>
       </w:r>
-      <w:hyperlink r:id="rId70">
-        <w:r>
-          <w:rPr>
-            <w:lang w:val="zh_TW" w:bidi="zh_TW"/>
-          </w:rPr>
-          <w:rPr>
-            <w:color w:val="0000EE"/>
-            <w:u w:val="single"/>
-          </w:rPr>
-          <w:t>利26:3–39</w:t>
-        </w:r>
-      </w:hyperlink>
+      <w:r>
+        <w:rPr>
+          <w:lang w:val="zh_TW" w:bidi="zh_TW"/>
+        </w:rPr>
+        <w:t>利26:3–39</w:t>
+      </w:r>
       <w:r>
         <w:rPr>
           <w:lang w:val="zh_TW" w:bidi="zh_TW"/>
         </w:rPr>
         <w:t>）。在先知耶利米和以西結的時代，以色列確實遭受這些咒詛；包括君王在內的違約者皆面臨著咒詛的威脅（</w:t>
       </w:r>
-      <w:hyperlink r:id="rId71">
-        <w:r>
-          <w:rPr>
-            <w:lang w:val="zh_TW" w:bidi="zh_TW"/>
-          </w:rPr>
-          <w:rPr>
-            <w:color w:val="0000EE"/>
-            <w:u w:val="single"/>
-          </w:rPr>
-          <w:t>耶11:3</w:t>
-        </w:r>
-      </w:hyperlink>
+      <w:r>
+        <w:rPr>
+          <w:lang w:val="zh_TW" w:bidi="zh_TW"/>
+        </w:rPr>
+        <w:t>耶11:3</w:t>
+      </w:r>
       <w:r>
         <w:rPr>
           <w:lang w:val="zh_TW" w:bidi="zh_TW"/>
         </w:rPr>
         <w:t>；</w:t>
       </w:r>
-      <w:hyperlink r:id="rId72">
-        <w:r>
-          <w:rPr>
-            <w:lang w:val="zh_TW" w:bidi="zh_TW"/>
-          </w:rPr>
-          <w:rPr>
-            <w:color w:val="0000EE"/>
-            <w:u w:val="single"/>
-          </w:rPr>
-          <w:t>結17:11–21</w:t>
-        </w:r>
-      </w:hyperlink>
+      <w:r>
+        <w:rPr>
+          <w:lang w:val="zh_TW" w:bidi="zh_TW"/>
+        </w:rPr>
+        <w:t>結17:11–21</w:t>
+      </w:r>
       <w:r>
         <w:rPr>
           <w:lang w:val="zh_TW" w:bidi="zh_TW"/>
@@ -1479,132 +1113,84 @@
         </w:rPr>
         <w:t>一種特別的咒詛就是「禁制」或「當滅的物（anathema）」。嚴格來說，這是一種誓，要把受此咒詛的人、牲畜或物件「獻給」神。在某些情況下，祭司可以使用落在禁制之下的物件（</w:t>
       </w:r>
-      <w:hyperlink r:id="rId73">
-        <w:r>
-          <w:rPr>
-            <w:lang w:val="zh_TW" w:bidi="zh_TW"/>
-          </w:rPr>
-          <w:rPr>
-            <w:color w:val="0000EE"/>
-            <w:u w:val="single"/>
-          </w:rPr>
-          <w:t>民18:14</w:t>
-        </w:r>
-      </w:hyperlink>
+      <w:r>
+        <w:rPr>
+          <w:lang w:val="zh_TW" w:bidi="zh_TW"/>
+        </w:rPr>
+        <w:t>民18:14</w:t>
+      </w:r>
       <w:r>
         <w:rPr>
           <w:lang w:val="zh_TW" w:bidi="zh_TW"/>
         </w:rPr>
         <w:t>；</w:t>
       </w:r>
-      <w:hyperlink r:id="rId74">
-        <w:r>
-          <w:rPr>
-            <w:lang w:val="zh_TW" w:bidi="zh_TW"/>
-          </w:rPr>
-          <w:rPr>
-            <w:color w:val="0000EE"/>
-            <w:u w:val="single"/>
-          </w:rPr>
-          <w:t>結44:29</w:t>
-        </w:r>
-      </w:hyperlink>
+      <w:r>
+        <w:rPr>
+          <w:lang w:val="zh_TW" w:bidi="zh_TW"/>
+        </w:rPr>
+        <w:t>結44:29</w:t>
+      </w:r>
       <w:r>
         <w:rPr>
           <w:lang w:val="zh_TW" w:bidi="zh_TW"/>
         </w:rPr>
         <w:t>），但這規定不適用於活的生命。所有受禁制的人或牲畜，都要獻給神或毀滅（</w:t>
       </w:r>
-      <w:hyperlink r:id="rId75">
-        <w:r>
-          <w:rPr>
-            <w:lang w:val="zh_TW" w:bidi="zh_TW"/>
-          </w:rPr>
-          <w:rPr>
-            <w:color w:val="0000EE"/>
-            <w:u w:val="single"/>
-          </w:rPr>
-          <w:t>利27:28–29</w:t>
-        </w:r>
-      </w:hyperlink>
+      <w:r>
+        <w:rPr>
+          <w:lang w:val="zh_TW" w:bidi="zh_TW"/>
+        </w:rPr>
+        <w:t>利27:28–29</w:t>
+      </w:r>
       <w:r>
         <w:rPr>
           <w:lang w:val="zh_TW" w:bidi="zh_TW"/>
         </w:rPr>
         <w:t>）。在以色列對外邦鄰國的爭戰中，禁制相當常見；有時會把一切都宣告為當滅的物（</w:t>
       </w:r>
-      <w:hyperlink r:id="rId76">
-        <w:r>
-          <w:rPr>
-            <w:lang w:val="zh_TW" w:bidi="zh_TW"/>
-          </w:rPr>
-          <w:rPr>
-            <w:color w:val="0000EE"/>
-            <w:u w:val="single"/>
-          </w:rPr>
-          <w:t>書6:17–19</w:t>
-        </w:r>
-      </w:hyperlink>
+      <w:r>
+        <w:rPr>
+          <w:lang w:val="zh_TW" w:bidi="zh_TW"/>
+        </w:rPr>
+        <w:t>書6:17–19</w:t>
+      </w:r>
       <w:r>
         <w:rPr>
           <w:lang w:val="zh_TW" w:bidi="zh_TW"/>
         </w:rPr>
         <w:t>），但通常只會毀滅人和外邦的偶像（</w:t>
       </w:r>
-      <w:hyperlink r:id="rId77">
-        <w:r>
-          <w:rPr>
-            <w:lang w:val="zh_TW" w:bidi="zh_TW"/>
-          </w:rPr>
-          <w:rPr>
-            <w:color w:val="0000EE"/>
-            <w:u w:val="single"/>
-          </w:rPr>
-          <w:t>申2:34，</w:t>
-        </w:r>
-      </w:hyperlink>
-      <w:hyperlink r:id="rId78">
-        <w:r>
-          <w:rPr>
-            <w:lang w:val="zh_TW" w:bidi="zh_TW"/>
-          </w:rPr>
-          <w:rPr>
-            <w:color w:val="0000EE"/>
-            <w:u w:val="single"/>
-          </w:rPr>
-          <w:t>3:6，</w:t>
-        </w:r>
-      </w:hyperlink>
-      <w:hyperlink r:id="rId79">
-        <w:r>
-          <w:rPr>
-            <w:lang w:val="zh_TW" w:bidi="zh_TW"/>
-          </w:rPr>
-          <w:rPr>
-            <w:color w:val="0000EE"/>
-            <w:u w:val="single"/>
-          </w:rPr>
-          <w:t>7:2、25–26</w:t>
-        </w:r>
-      </w:hyperlink>
+      <w:r>
+        <w:rPr>
+          <w:lang w:val="zh_TW" w:bidi="zh_TW"/>
+        </w:rPr>
+        <w:t>申2:34，</w:t>
+      </w:r>
+      <w:r>
+        <w:rPr>
+          <w:lang w:val="zh_TW" w:bidi="zh_TW"/>
+        </w:rPr>
+        <w:t>3:6，</w:t>
+      </w:r>
+      <w:r>
+        <w:rPr>
+          <w:lang w:val="zh_TW" w:bidi="zh_TW"/>
+        </w:rPr>
+        <w:t>7:2、25–26</w:t>
+      </w:r>
       <w:r>
         <w:rPr>
           <w:lang w:val="zh_TW" w:bidi="zh_TW"/>
         </w:rPr>
         <w:t>，連偶像熔化後的金子也不可保留）。若有人違反禁制，保存了當滅的物的任何部分，他自己也就落在禁制之下。亞干因為不尊重加在耶利哥上的禁制，使那咒詛的後果臨到全以色列，直到他承認自己的罪並被處死為止（</w:t>
       </w:r>
-      <w:hyperlink r:id="rId80">
-        <w:r>
-          <w:rPr>
-            <w:lang w:val="zh_TW" w:bidi="zh_TW"/>
-          </w:rPr>
-          <w:rPr>
-            <w:color w:val="0000EE"/>
-            <w:u w:val="single"/>
-          </w:rPr>
-          <w:t>書7章</w:t>
-        </w:r>
-      </w:hyperlink>
+      <w:r>
+        <w:rPr>
+          <w:lang w:val="zh_TW" w:bidi="zh_TW"/>
+        </w:rPr>
+        <w:t>書7章</w:t>
+      </w:r>
       <w:r>
         <w:rPr>
           <w:lang w:val="zh_TW" w:bidi="zh_TW"/>
@@ -1625,18 +1211,12 @@
         </w:rPr>
         <w:t>猶太人在被擄歸回後，不再以把人處死的方式實行當滅的物（或禁制）的做法；百姓會把違反咒詛的人趕出會眾，使他不再屬於以色列群體（</w:t>
       </w:r>
-      <w:hyperlink r:id="rId81">
-        <w:r>
-          <w:rPr>
-            <w:lang w:val="zh_TW" w:bidi="zh_TW"/>
-          </w:rPr>
-          <w:rPr>
-            <w:color w:val="0000EE"/>
-            <w:u w:val="single"/>
-          </w:rPr>
-          <w:t>拉10:8</w:t>
-        </w:r>
-      </w:hyperlink>
+      <w:r>
+        <w:rPr>
+          <w:lang w:val="zh_TW" w:bidi="zh_TW"/>
+        </w:rPr>
+        <w:t>拉10:8</w:t>
+      </w:r>
       <w:r>
         <w:rPr>
           <w:lang w:val="zh_TW" w:bidi="zh_TW"/>
@@ -1668,114 +1248,72 @@
         </w:rPr>
         <w:t>在新約聖經時期，猶太會堂實行逐出會堂（或當滅的物）的做法（</w:t>
       </w:r>
-      <w:hyperlink r:id="rId82">
-        <w:r>
-          <w:rPr>
-            <w:lang w:val="zh_TW" w:bidi="zh_TW"/>
-          </w:rPr>
-          <w:rPr>
-            <w:color w:val="0000EE"/>
-            <w:u w:val="single"/>
-          </w:rPr>
-          <w:t>路6:22</w:t>
-        </w:r>
-      </w:hyperlink>
+      <w:r>
+        <w:rPr>
+          <w:lang w:val="zh_TW" w:bidi="zh_TW"/>
+        </w:rPr>
+        <w:t>路6:22</w:t>
+      </w:r>
       <w:r>
         <w:rPr>
           <w:lang w:val="zh_TW" w:bidi="zh_TW"/>
         </w:rPr>
         <w:t>；</w:t>
       </w:r>
-      <w:hyperlink r:id="rId83">
-        <w:r>
-          <w:rPr>
-            <w:lang w:val="zh_TW" w:bidi="zh_TW"/>
-          </w:rPr>
-          <w:rPr>
-            <w:color w:val="0000EE"/>
-            <w:u w:val="single"/>
-          </w:rPr>
-          <w:t>約9:22，</w:t>
-        </w:r>
-      </w:hyperlink>
-      <w:hyperlink r:id="rId84">
-        <w:r>
-          <w:rPr>
-            <w:lang w:val="zh_TW" w:bidi="zh_TW"/>
-          </w:rPr>
-          <w:rPr>
-            <w:color w:val="0000EE"/>
-            <w:u w:val="single"/>
-          </w:rPr>
-          <w:t>12:42，</w:t>
-        </w:r>
-      </w:hyperlink>
-      <w:hyperlink r:id="rId85">
-        <w:r>
-          <w:rPr>
-            <w:lang w:val="zh_TW" w:bidi="zh_TW"/>
-          </w:rPr>
-          <w:rPr>
-            <w:color w:val="0000EE"/>
-            <w:u w:val="single"/>
-          </w:rPr>
-          <w:t>16:2</w:t>
-        </w:r>
-      </w:hyperlink>
+      <w:r>
+        <w:rPr>
+          <w:lang w:val="zh_TW" w:bidi="zh_TW"/>
+        </w:rPr>
+        <w:t>約9:22，</w:t>
+      </w:r>
+      <w:r>
+        <w:rPr>
+          <w:lang w:val="zh_TW" w:bidi="zh_TW"/>
+        </w:rPr>
+        <w:t>12:42，</w:t>
+      </w:r>
+      <w:r>
+        <w:rPr>
+          <w:lang w:val="zh_TW" w:bidi="zh_TW"/>
+        </w:rPr>
+        <w:t>16:2</w:t>
+      </w:r>
       <w:r>
         <w:rPr>
           <w:lang w:val="zh_TW" w:bidi="zh_TW"/>
         </w:rPr>
         <w:t>）。後來，基督徒也會宣告某些人不再屬於蒙救贖的群體（</w:t>
       </w:r>
-      <w:hyperlink r:id="rId86">
-        <w:r>
-          <w:rPr>
-            <w:lang w:val="zh_TW" w:bidi="zh_TW"/>
-          </w:rPr>
-          <w:rPr>
-            <w:color w:val="0000EE"/>
-            <w:u w:val="single"/>
-          </w:rPr>
-          <w:t>太18:17</w:t>
-        </w:r>
-      </w:hyperlink>
+      <w:r>
+        <w:rPr>
+          <w:lang w:val="zh_TW" w:bidi="zh_TW"/>
+        </w:rPr>
+        <w:t>太18:17</w:t>
+      </w:r>
       <w:r>
         <w:rPr>
           <w:lang w:val="zh_TW" w:bidi="zh_TW"/>
         </w:rPr>
         <w:t>），或把他們「交給撒但」（</w:t>
       </w:r>
-      <w:hyperlink r:id="rId87">
-        <w:r>
-          <w:rPr>
-            <w:lang w:val="zh_TW" w:bidi="zh_TW"/>
-          </w:rPr>
-          <w:rPr>
-            <w:color w:val="0000EE"/>
-            <w:u w:val="single"/>
-          </w:rPr>
-          <w:t>林前5:5</w:t>
-        </w:r>
-      </w:hyperlink>
+      <w:r>
+        <w:rPr>
+          <w:lang w:val="zh_TW" w:bidi="zh_TW"/>
+        </w:rPr>
+        <w:t>林前5:5</w:t>
+      </w:r>
       <w:r>
         <w:rPr>
           <w:lang w:val="zh_TW" w:bidi="zh_TW"/>
         </w:rPr>
         <w:t>；</w:t>
       </w:r>
-      <w:hyperlink r:id="rId88">
-        <w:r>
-          <w:rPr>
-            <w:lang w:val="zh_TW" w:bidi="zh_TW"/>
-          </w:rPr>
-          <w:rPr>
-            <w:color w:val="0000EE"/>
-            <w:u w:val="single"/>
-          </w:rPr>
-          <w:t>提前1:20</w:t>
-        </w:r>
-      </w:hyperlink>
+      <w:r>
+        <w:rPr>
+          <w:lang w:val="zh_TW" w:bidi="zh_TW"/>
+        </w:rPr>
+        <w:t>提前1:20</w:t>
+      </w:r>
       <w:r>
         <w:rPr>
           <w:lang w:val="zh_TW" w:bidi="zh_TW"/>
@@ -1796,126 +1334,84 @@
         </w:rPr>
         <w:t>當滅的物的做法等同把人視為「被拒絕」或「被神咒詛」，因此，未歸信前的大數人掃羅曾試圖迫使基督徒藉著咒詛基督來否認祂（參</w:t>
       </w:r>
-      <w:hyperlink r:id="rId89">
-        <w:r>
-          <w:rPr>
-            <w:lang w:val="zh_TW" w:bidi="zh_TW"/>
-          </w:rPr>
-          <w:rPr>
-            <w:color w:val="0000EE"/>
-            <w:u w:val="single"/>
-          </w:rPr>
-          <w:t>徒26:11</w:t>
-        </w:r>
-      </w:hyperlink>
+      <w:r>
+        <w:rPr>
+          <w:lang w:val="zh_TW" w:bidi="zh_TW"/>
+        </w:rPr>
+        <w:t>徒26:11</w:t>
+      </w:r>
       <w:r>
         <w:rPr>
           <w:lang w:val="zh_TW" w:bidi="zh_TW"/>
         </w:rPr>
         <w:t>）。後來，當保羅（掃羅）成為使徒後，他警告說，凡被神的靈感動說話的人，都不能說耶穌是可咒詛的（</w:t>
       </w:r>
-      <w:hyperlink r:id="rId90">
-        <w:r>
-          <w:rPr>
-            <w:lang w:val="zh_TW" w:bidi="zh_TW"/>
-          </w:rPr>
-          <w:rPr>
-            <w:color w:val="0000EE"/>
-            <w:u w:val="single"/>
-          </w:rPr>
-          <w:t>林前12:3</w:t>
-        </w:r>
-      </w:hyperlink>
+      <w:r>
+        <w:rPr>
+          <w:lang w:val="zh_TW" w:bidi="zh_TW"/>
+        </w:rPr>
+        <w:t>林前12:3</w:t>
+      </w:r>
       <w:r>
         <w:rPr>
           <w:lang w:val="zh_TW" w:bidi="zh_TW"/>
         </w:rPr>
         <w:t>）。保羅宣告咒詛（注定要受審判與滅亡）任何宣揚與他及眾使徒所傳不同福音之人（</w:t>
       </w:r>
-      <w:hyperlink r:id="rId91">
-        <w:r>
-          <w:rPr>
-            <w:lang w:val="zh_TW" w:bidi="zh_TW"/>
-          </w:rPr>
-          <w:rPr>
-            <w:color w:val="0000EE"/>
-            <w:u w:val="single"/>
-          </w:rPr>
-          <w:t>加1:8–9</w:t>
-        </w:r>
-      </w:hyperlink>
+      <w:r>
+        <w:rPr>
+          <w:lang w:val="zh_TW" w:bidi="zh_TW"/>
+        </w:rPr>
+        <w:t>加1:8–9</w:t>
+      </w:r>
       <w:r>
         <w:rPr>
           <w:lang w:val="zh_TW" w:bidi="zh_TW"/>
         </w:rPr>
         <w:t>）。保羅說，他寧願自己被咒詛，被剝奪救恩，與神的子民隔絕，也希望使他的同胞以色列人得救（</w:t>
       </w:r>
-      <w:hyperlink r:id="rId92">
-        <w:r>
-          <w:rPr>
-            <w:lang w:val="zh_TW" w:bidi="zh_TW"/>
-          </w:rPr>
-          <w:rPr>
-            <w:color w:val="0000EE"/>
-            <w:u w:val="single"/>
-          </w:rPr>
-          <w:t>羅9:3</w:t>
-        </w:r>
-      </w:hyperlink>
+      <w:r>
+        <w:rPr>
+          <w:lang w:val="zh_TW" w:bidi="zh_TW"/>
+        </w:rPr>
+        <w:t>羅9:3</w:t>
+      </w:r>
       <w:r>
         <w:rPr>
           <w:lang w:val="zh_TW" w:bidi="zh_TW"/>
         </w:rPr>
         <w:t>）。他的心願反映基督的愛——基督甘願在十字架上受苦受死，承擔「律法的詛咒」，好救贖人脫離這咒詛（</w:t>
       </w:r>
-      <w:hyperlink r:id="rId93">
-        <w:r>
-          <w:rPr>
-            <w:lang w:val="zh_TW" w:bidi="zh_TW"/>
-          </w:rPr>
-          <w:rPr>
-            <w:color w:val="0000EE"/>
-            <w:u w:val="single"/>
-          </w:rPr>
-          <w:t>加3:8–14</w:t>
-        </w:r>
-      </w:hyperlink>
+      <w:r>
+        <w:rPr>
+          <w:lang w:val="zh_TW" w:bidi="zh_TW"/>
+        </w:rPr>
+        <w:t>加3:8–14</w:t>
+      </w:r>
       <w:r>
         <w:rPr>
           <w:lang w:val="zh_TW" w:bidi="zh_TW"/>
         </w:rPr>
         <w:t>；參</w:t>
       </w:r>
-      <w:hyperlink r:id="rId94">
-        <w:r>
-          <w:rPr>
-            <w:lang w:val="zh_TW" w:bidi="zh_TW"/>
-          </w:rPr>
-          <w:rPr>
-            <w:color w:val="0000EE"/>
-            <w:u w:val="single"/>
-          </w:rPr>
-          <w:t>申21:22–23</w:t>
-        </w:r>
-      </w:hyperlink>
+      <w:r>
+        <w:rPr>
+          <w:lang w:val="zh_TW" w:bidi="zh_TW"/>
+        </w:rPr>
+        <w:t>申21:22–23</w:t>
+      </w:r>
       <w:r>
         <w:rPr>
           <w:lang w:val="zh_TW" w:bidi="zh_TW"/>
         </w:rPr>
         <w:t>）。新約聖經應許將來有一日「再沒有咒詛」（</w:t>
       </w:r>
-      <w:hyperlink r:id="rId95">
-        <w:r>
-          <w:rPr>
-            <w:lang w:val="zh_TW" w:bidi="zh_TW"/>
-          </w:rPr>
-          <w:rPr>
-            <w:color w:val="0000EE"/>
-            <w:u w:val="single"/>
-          </w:rPr>
-          <w:t>啟22:3</w:t>
-        </w:r>
-      </w:hyperlink>
+      <w:r>
+        <w:rPr>
+          <w:lang w:val="zh_TW" w:bidi="zh_TW"/>
+        </w:rPr>
+        <w:t>啟22:3</w:t>
+      </w:r>
       <w:r>
         <w:rPr>
           <w:lang w:val="zh_TW" w:bidi="zh_TW"/>
